--- a/2nd DEV DM_MAA_Report.docx
+++ b/2nd DEV DM_MAA_Report.docx
@@ -1400,7 +1400,7 @@
     </w:p>
     <w:sdt>
       <w:sdtPr>
-        <w:id w:val="-1594366816"/>
+        <w:id w:val="1000446905"/>
         <w:docPartObj>
           <w:docPartGallery w:val="Table of Contents"/>
           <w:docPartUnique w:val="1"/>
@@ -2473,80 +2473,31 @@
     </w:p>
     <w:p>
       <w:pPr>
-        <w:spacing w:before="240" w:lineRule="auto"/>
-        <w:ind w:left="0"/>
-        <w:rPr/>
-      </w:pPr>
-      <w:r>
-        <w:rPr>
-          <w:rtl w:val="0"/>
-        </w:rPr>
-        <w:t xml:space="preserve">Phase 1 of this project focused on developing a clear and reliable understanding of AIAI’s customer and flight data, with the aim of identifying meaningful patterns in engagement, travel behaviour, and value contribution. The analysis revealed substantial heterogeneity across the customer base. While some customers demonstrate consistent and sustained engagement over long periods, others show short bursts of activity, and a large proportion remain minimally active. These differences are not superficial and have direct implications for how customers should be analysed, grouped, and managed from a strategic perspective.</w:t>
-      </w:r>
-    </w:p>
-    <w:p>
-      <w:pPr>
-        <w:spacing w:before="240" w:lineRule="auto"/>
-        <w:ind w:left="0"/>
-        <w:rPr/>
-      </w:pPr>
-      <w:r>
-        <w:rPr>
-          <w:rtl w:val="0"/>
-        </w:rPr>
-        <w:t xml:space="preserve">A key outcome of Phase 1 was the recognition that customer segmentation could not be approached as a purely modelling exercise applied to an existing dataset. The underlying data structure presented several challenges that needed to be addressed before clustering could be meaningfully performed. Customer attributes and flight activity exist at different levels of granularity, and their relationship is inherently time dependent. Without careful handling, segmentation results would risk reflecting data artefacts rather than genuine behavioural differences.</w:t>
-      </w:r>
-    </w:p>
-    <w:p>
-      <w:pPr>
-        <w:spacing w:before="240" w:lineRule="auto"/>
-        <w:ind w:left="0"/>
-        <w:rPr/>
-      </w:pPr>
-      <w:r>
-        <w:rPr>
-          <w:rtl w:val="0"/>
-        </w:rPr>
-        <w:t xml:space="preserve">The first step in preparing the data involved integrating customer level and flight level datasets. Customers may have multiple flight records across different months, while others may have no recorded flight activity at all. To ensure that the analysis did not implicitly exclude low activity or inactive customers, a left join strategy was adopted using the loyalty identifier as the common key. This ensured that all customers remained represented in the dataset, regardless of activity level. Explicit alignment of key data types was also performed to ensure consistency and avoid silent join errors.</w:t>
-      </w:r>
-    </w:p>
-    <w:p>
-      <w:pPr>
-        <w:spacing w:before="240" w:lineRule="auto"/>
-        <w:ind w:left="0"/>
-        <w:rPr/>
-      </w:pPr>
-      <w:r>
-        <w:rPr>
-          <w:rtl w:val="0"/>
-        </w:rPr>
-        <w:t xml:space="preserve">Following integration, targeted data consistency checks were applied to identify logically invalid records. Rather than focusing only on missing values, this validation step addressed structural anomalies, such as flight records with zero recorded travel distance. From a domain perspective, such records are not meaningful and are more likely to originate from upstream data issues than actual customer behaviour. These records were removed prior to aggregation to prevent invalid values from propagating into customer level features and influencing segmentation outcomes.</w:t>
-      </w:r>
-    </w:p>
-    <w:p>
-      <w:pPr>
-        <w:spacing w:before="240" w:lineRule="auto"/>
-        <w:ind w:left="0"/>
-        <w:rPr/>
-      </w:pPr>
-      <w:r>
-        <w:rPr>
-          <w:rtl w:val="0"/>
-        </w:rPr>
-        <w:t xml:space="preserve">Preserving temporal behaviour was another critical consideration. A direct aggregation of flight data at the customer level would remove important information about when customers travel, including month wise activity patterns and seasonal effects. To address this, flight activity was first structured around an explicit year and month representation, allowing behaviour to be tracked at a monthly resolution before controlled aggregation. This approach ensured that temporal dynamics were retained while still producing a customer level dataset suitable for clustering.</w:t>
-      </w:r>
-    </w:p>
-    <w:p>
-      <w:pPr>
-        <w:spacing w:before="240" w:lineRule="auto"/>
-        <w:ind w:left="0"/>
-        <w:rPr/>
-      </w:pPr>
-      <w:r>
-        <w:rPr>
-          <w:rtl w:val="0"/>
-        </w:rPr>
-        <w:t xml:space="preserve">Building on this structure, feature engineering focused on representing both when and how customers travel. Temporal features were designed to capture seasonal preferences and peak period behaviour in a compact and interpretable form. In parallel, behavioural features transformed raw activity totals into normalised measures that account for differences in tenure and activity span. Together, these decisions ensure that the dataset used for segmentation meaningfully represents customer behaviour and value, providing a robust foundation for the analysis presented in the remainder of this report for AIAI</w:t>
+        <w:spacing w:after="240" w:before="240" w:lineRule="auto"/>
+        <w:rPr/>
+      </w:pPr>
+      <w:r>
+        <w:rPr>
+          <w:rtl w:val="0"/>
+        </w:rPr>
+        <w:t xml:space="preserve">Phase 1 of this project focused on building a clear and reliable understanding of AIAI’s customer and flight data in order to surface meaningful patterns in engagement, travel behaviour, and value contribution. The analysis highlighted substantial heterogeneity across the customer base. Some customers demonstrate sustained and consistent engagement over long periods, others show short bursts of activity, and a large proportion remain minimally active. These differences are not superficial and have direct implications for how customers should be analysed and grouped. A key outcome of this phase was the recognition that customer segmentation could not be treated as a purely technical modelling exercise applied to an existing dataset. The structure of the data itself, particularly the mismatch in granularity between customer attributes and flight activity, needed to be addressed to avoid producing clusters driven by artefacts rather than genuine behavioural differences.</w:t>
+      </w:r>
+    </w:p>
+    <w:p>
+      <w:pPr>
+        <w:spacing w:after="240" w:before="240" w:lineRule="auto"/>
+        <w:rPr/>
+      </w:pPr>
+      <w:r>
+        <w:rPr>
+          <w:rtl w:val="0"/>
+        </w:rPr>
+        <w:t xml:space="preserve">Data preparation therefore focused on constructing a customer level dataset that accurately reflects both behaviour and timing. Customer and flight datasets were integrated using a left join on the loyalty identifier to ensure that all customers, including those with low or no activity, remained represented. Targeted consistency checks were applied to remove logically invalid records, such as flight entries with zero travel distance, which are unlikely to represent real behaviour. Preserving temporal dynamics was a further priority. Rather than aggregating flight data directly, activity was first structured at a year month level to retain month wise and seasonal patterns before controlled aggregation. Building on this foundation, feature engineering is captured when customers travel through seasonal indicators and how they travel through normalised behavioural measures that account for tenure and activity span. Together, these steps ensured that the dataset used for segmentation provides a robust and behaviourally meaningful foundation for the analysis presented in this report.</w:t>
+      </w:r>
+      <w:r>
+        <w:rPr>
+          <w:rtl w:val="0"/>
+        </w:rPr>
       </w:r>
     </w:p>
     <w:p>
@@ -2752,57 +2703,38 @@
     </w:p>
     <w:p>
       <w:pPr>
-        <w:rPr/>
-      </w:pPr>
-      <w:r>
-        <w:rPr>
-          <w:rtl w:val="0"/>
-        </w:rPr>
-        <w:t xml:space="preserve">Several transformation steps were applied to ensure that features were suitable for clustering and comparable across customers.</w:t>
-      </w:r>
-    </w:p>
-    <w:p>
-      <w:pPr>
-        <w:rPr/>
-      </w:pPr>
-      <w:r>
-        <w:rPr>
-          <w:rtl w:val="0"/>
-        </w:rPr>
-        <w:t xml:space="preserve">Continuous features with heavy right skew, particularly those related to value accumulation and distance travelled, were log transformed to reduce the influence of extreme values and improve cluster stability. This step prevents a small number of high value customers from disproportionately shaping distance based similarity measures.</w:t>
-      </w:r>
-    </w:p>
-    <w:p>
-      <w:pPr>
-        <w:rPr/>
-      </w:pPr>
-      <w:r>
-        <w:rPr>
-          <w:rtl w:val="0"/>
-        </w:rPr>
-        <w:t xml:space="preserve">Binning was applied to selected continuous variables to create categorical representations where relative position was more meaningful than precise numeric differences. This was particularly useful for tenure and value related attributes, allowing customers to be grouped into interpretable bands rather than compared on raw scales that may not reflect meaningful behavioural differences.</w:t>
-      </w:r>
-    </w:p>
-    <w:p>
-      <w:pPr>
-        <w:rPr/>
-      </w:pPr>
-      <w:r>
-        <w:rPr>
-          <w:rtl w:val="0"/>
-        </w:rPr>
-        <w:t xml:space="preserve">Feature encoding was applied using a feature aware strategy to ensure numerical compatibility with clustering algorithms while preserving behavioural meaning. Low cardinality nominal features were one hot encoded to avoid imposing artificial order and to allow categories to contribute independently to similarity calculations. In contrast, discretized features with a clear behavioural or value based progression were ordinally encoded to preserve relative intensity and ordering. This hybrid approach ensures stable distance based clustering while maintaining interpretability of customer segments</w:t>
-      </w:r>
-    </w:p>
-    <w:p>
-      <w:pPr>
-        <w:rPr/>
-      </w:pPr>
-      <w:r>
-        <w:rPr>
-          <w:rtl w:val="0"/>
-        </w:rPr>
-        <w:t xml:space="preserve">Feature scaling was applied for distance based clustering methods to ensure that all numerical features contribute proportionately to similarity calculations. Without scaling, features with larger numeric ranges would dominate clustering outcomes regardless of their behavioural relevance. Scaling was applied selectively and consistently across KMeans and hierarchical clustering, while RFM segmentation retained its original scale due to its rule-based nature.</w:t>
+        <w:spacing w:after="240" w:before="240" w:lineRule="auto"/>
+        <w:rPr/>
+      </w:pPr>
+      <w:r>
+        <w:rPr>
+          <w:rtl w:val="0"/>
+        </w:rPr>
+        <w:t xml:space="preserve">Several transformation steps were applied to ensure that features were suitable for clustering and comparable across customers. Continuous variables exhibiting strong right skew, particularly those related to value accumulation and distance travelled, were log transformed to reduce the influence of extreme values. This prevents a small number of high value customers from disproportionately shaping distance based similarity calculations and improves cluster stability.</w:t>
+      </w:r>
+    </w:p>
+    <w:p>
+      <w:pPr>
+        <w:spacing w:after="240" w:before="240" w:lineRule="auto"/>
+        <w:rPr/>
+      </w:pPr>
+      <w:r>
+        <w:rPr>
+          <w:rtl w:val="0"/>
+        </w:rPr>
+        <w:t xml:space="preserve">Binning was applied to selected continuous features where relative position was more meaningful than precise numeric differences. This approach was especially relevant for tenure and value related attributes, allowing customers to be grouped into interpretable bands that better reflect behavioural stages rather than raw numeric variation.</w:t>
+      </w:r>
+    </w:p>
+    <w:p>
+      <w:pPr>
+        <w:spacing w:after="240" w:before="240" w:lineRule="auto"/>
+        <w:rPr/>
+      </w:pPr>
+      <w:r>
+        <w:rPr>
+          <w:rtl w:val="0"/>
+        </w:rPr>
+        <w:t xml:space="preserve">Feature encoding followed a feature aware strategy to maintain numerical compatibility while preserving behavioural meaning. Low cardinality nominal features were one hot encoded to avoid imposing artificial order, while discretised features with inherent ordering were ordinally encoded to preserve relative magnitude. Finally, feature scaling was applied for distance based clustering methods to ensure proportional contribution of all numerical features. Scaling was applied consistently for K Means and hierarchical clustering, while RFM segmentation retained its original scale due to its rule based structure.</w:t>
       </w:r>
       <w:r>
         <w:rPr>
@@ -2920,7 +2852,7 @@
         <w:rPr>
           <w:rtl w:val="0"/>
         </w:rPr>
-        <w:t xml:space="preserve">K Means clustering was evaluated across multiple configurations to identify a solution that balances statistical quality with business interpretability. The inertia pattern shown in the Appendix indicates a clear change in slope between three and four clusters, after which improvements in within cluster compactness become marginal (Fig 1, Appendix). This suggests that solutions beyond four clusters add complexity without meaningful structural benefit.</w:t>
+        <w:t xml:space="preserve">K Means clustering was evaluated across multiple configurations to identify a solution that balances statistical quality with business interpretability. The inertia pattern shown in the Appendix indicates a clear change in slope between three and four clusters, after which improvements within cluster compactness become marginal (Fig 1, Appendix). This suggests that solutions beyond four clusters add complexity without meaningful structural benefit.</w:t>
       </w:r>
     </w:p>
     <w:p>
@@ -3150,34 +3082,17 @@
     <w:p>
       <w:pPr>
         <w:spacing w:after="240" w:before="240" w:line="240" w:lineRule="auto"/>
-        <w:rPr/>
-      </w:pPr>
-      <w:r>
-        <w:rPr>
-          <w:rtl w:val="0"/>
-        </w:rPr>
-        <w:t xml:space="preserve">RFM segmentation delivered the clearest and most interpretable representation of customer value. By directly modelling recency, frequency, and monetary contribution, it produced segments that align naturally with customer lifecycle stages and economic impact. Compared to algorithmic clustering methods, RFM offers the most transparent and actionable value-based segmentation and therefore represents the strongest approach for identifying and prioritising customer value in this analysis for AIAI.</w:t>
-      </w:r>
-    </w:p>
-    <w:p>
-      <w:pPr>
-        <w:spacing w:after="0" w:line="240" w:lineRule="auto"/>
-        <w:rPr/>
-      </w:pPr>
-      <w:r>
-        <w:rPr>
-          <w:rtl w:val="0"/>
-        </w:rPr>
-      </w:r>
-    </w:p>
-    <w:p>
-      <w:pPr>
-        <w:spacing w:after="0" w:line="240" w:lineRule="auto"/>
         <w:rPr>
           <w:rFonts w:ascii="Calibri" w:cs="Calibri" w:eastAsia="Calibri" w:hAnsi="Calibri"/>
           <w:color w:val="000000"/>
         </w:rPr>
       </w:pPr>
+      <w:r>
+        <w:rPr>
+          <w:rtl w:val="0"/>
+        </w:rPr>
+        <w:t xml:space="preserve">RFM segmentation delivered the clearest and most interpretable representation of customer value. By directly modelling recency, frequency, and monetary contribution, it produced segments that align naturally with customer lifecycle stages and economic impact. Compared to algorithmic clustering methods, RFM offers the most transparent and actionable value-based segmentation and therefore represents the strongest approach for identifying and prioritising customer value in this analysis for AIAI.</w:t>
+      </w:r>
       <w:r>
         <w:rPr>
           <w:rtl w:val="0"/>
@@ -3236,12 +3151,6 @@
         </w:rPr>
         <w:t xml:space="preserve">To isolate temporal behaviour, clustering was performed using features that represent seasonal distribution rather than raw flight counts. This ensures customers are grouped by timing patterns rather than usage intensity. Both K Means and hierarchical clustering were applied within this framework to assess the stability and interpretability of seasonal segments.</w:t>
       </w:r>
-    </w:p>
-    <w:p>
-      <w:pPr>
-        <w:ind w:left="0" w:firstLine="0"/>
-        <w:rPr/>
-      </w:pPr>
       <w:r>
         <w:rPr>
           <w:rtl w:val="0"/>
@@ -3368,16 +3277,6 @@
           <w:rtl w:val="0"/>
         </w:rPr>
         <w:t xml:space="preserve">The resulting cluster size distribution is moderately imbalanced but less skewed than value based clustering, reflecting variation in seasonal preferences across the customer base (Fig 22, Appendix). Visualisation in reduced feature space confirms coherent but overlapping cluster regions, indicating that temporal patterns are present but less sharply separated than in centroid based clustering (Fig 23, Appendix).</w:t>
-      </w:r>
-    </w:p>
-    <w:p>
-      <w:pPr>
-        <w:rPr/>
-      </w:pPr>
-      <w:r>
-        <w:rPr>
-          <w:rtl w:val="0"/>
-        </w:rPr>
       </w:r>
     </w:p>
     <w:p>
@@ -3639,12 +3538,12 @@
           <wp:inline distB="114300" distT="114300" distL="114300" distR="114300">
             <wp:extent cx="5759140" cy="3187700"/>
             <wp:effectExtent b="0" l="0" r="0" t="0"/>
-            <wp:docPr id="10" name="image13.png"/>
+            <wp:docPr id="10" name="image14.png"/>
             <a:graphic>
               <a:graphicData uri="http://schemas.openxmlformats.org/drawingml/2006/picture">
                 <pic:pic>
                   <pic:nvPicPr>
-                    <pic:cNvPr id="0" name="image13.png"/>
+                    <pic:cNvPr id="0" name="image14.png"/>
                     <pic:cNvPicPr preferRelativeResize="0"/>
                   </pic:nvPicPr>
                   <pic:blipFill>
@@ -3695,12 +3594,12 @@
           <wp:inline distB="114300" distT="114300" distL="114300" distR="114300">
             <wp:extent cx="5759140" cy="3302000"/>
             <wp:effectExtent b="0" l="0" r="0" t="0"/>
-            <wp:docPr id="11" name="image10.png"/>
+            <wp:docPr id="11" name="image6.png"/>
             <a:graphic>
               <a:graphicData uri="http://schemas.openxmlformats.org/drawingml/2006/picture">
                 <pic:pic>
                   <pic:nvPicPr>
-                    <pic:cNvPr id="0" name="image10.png"/>
+                    <pic:cNvPr id="0" name="image6.png"/>
                     <pic:cNvPicPr preferRelativeResize="0"/>
                   </pic:nvPicPr>
                   <pic:blipFill>
@@ -3753,12 +3652,12 @@
           <wp:inline distB="114300" distT="114300" distL="114300" distR="114300">
             <wp:extent cx="5759140" cy="3365500"/>
             <wp:effectExtent b="0" l="0" r="0" t="0"/>
-            <wp:docPr id="22" name="image23.png"/>
+            <wp:docPr id="22" name="image20.png"/>
             <a:graphic>
               <a:graphicData uri="http://schemas.openxmlformats.org/drawingml/2006/picture">
                 <pic:pic>
                   <pic:nvPicPr>
-                    <pic:cNvPr id="0" name="image23.png"/>
+                    <pic:cNvPr id="0" name="image20.png"/>
                     <pic:cNvPicPr preferRelativeResize="0"/>
                   </pic:nvPicPr>
                   <pic:blipFill>
@@ -3814,12 +3713,12 @@
           <wp:inline distB="114300" distT="114300" distL="114300" distR="114300">
             <wp:extent cx="5759140" cy="2743200"/>
             <wp:effectExtent b="0" l="0" r="0" t="0"/>
-            <wp:docPr id="9" name="image14.png"/>
+            <wp:docPr id="9" name="image11.png"/>
             <a:graphic>
               <a:graphicData uri="http://schemas.openxmlformats.org/drawingml/2006/picture">
                 <pic:pic>
                   <pic:nvPicPr>
-                    <pic:cNvPr id="0" name="image14.png"/>
+                    <pic:cNvPr id="0" name="image11.png"/>
                     <pic:cNvPicPr preferRelativeResize="0"/>
                   </pic:nvPicPr>
                   <pic:blipFill>
@@ -3970,12 +3869,12 @@
           <wp:inline distB="114300" distT="114300" distL="114300" distR="114300">
             <wp:extent cx="5759140" cy="3606800"/>
             <wp:effectExtent b="0" l="0" r="0" t="0"/>
-            <wp:docPr id="18" name="image3.png"/>
+            <wp:docPr id="18" name="image4.png"/>
             <a:graphic>
               <a:graphicData uri="http://schemas.openxmlformats.org/drawingml/2006/picture">
                 <pic:pic>
                   <pic:nvPicPr>
-                    <pic:cNvPr id="0" name="image3.png"/>
+                    <pic:cNvPr id="0" name="image4.png"/>
                     <pic:cNvPicPr preferRelativeResize="0"/>
                   </pic:nvPicPr>
                   <pic:blipFill>
@@ -4030,12 +3929,12 @@
           <wp:inline distB="114300" distT="114300" distL="114300" distR="114300">
             <wp:extent cx="5759140" cy="2984500"/>
             <wp:effectExtent b="0" l="0" r="0" t="0"/>
-            <wp:docPr id="4" name="image20.png"/>
+            <wp:docPr id="4" name="image15.png"/>
             <a:graphic>
               <a:graphicData uri="http://schemas.openxmlformats.org/drawingml/2006/picture">
                 <pic:pic>
                   <pic:nvPicPr>
-                    <pic:cNvPr id="0" name="image20.png"/>
+                    <pic:cNvPr id="0" name="image15.png"/>
                     <pic:cNvPicPr preferRelativeResize="0"/>
                   </pic:nvPicPr>
                   <pic:blipFill>
@@ -4102,12 +4001,12 @@
           <wp:inline distB="114300" distT="114300" distL="114300" distR="114300">
             <wp:extent cx="5771833" cy="2333625"/>
             <wp:effectExtent b="0" l="0" r="0" t="0"/>
-            <wp:docPr id="15" name="image15.png"/>
+            <wp:docPr id="15" name="image7.png"/>
             <a:graphic>
               <a:graphicData uri="http://schemas.openxmlformats.org/drawingml/2006/picture">
                 <pic:pic>
                   <pic:nvPicPr>
-                    <pic:cNvPr id="0" name="image15.png"/>
+                    <pic:cNvPr id="0" name="image7.png"/>
                     <pic:cNvPicPr preferRelativeResize="0"/>
                   </pic:nvPicPr>
                   <pic:blipFill>
@@ -4162,12 +4061,12 @@
           <wp:inline distB="114300" distT="114300" distL="114300" distR="114300">
             <wp:extent cx="5314633" cy="4276725"/>
             <wp:effectExtent b="0" l="0" r="0" t="0"/>
-            <wp:docPr id="20" name="image6.png"/>
+            <wp:docPr id="20" name="image10.png"/>
             <a:graphic>
               <a:graphicData uri="http://schemas.openxmlformats.org/drawingml/2006/picture">
                 <pic:pic>
                   <pic:nvPicPr>
-                    <pic:cNvPr id="0" name="image6.png"/>
+                    <pic:cNvPr id="0" name="image10.png"/>
                     <pic:cNvPicPr preferRelativeResize="0"/>
                   </pic:nvPicPr>
                   <pic:blipFill>
@@ -4222,12 +4121,12 @@
           <wp:inline distB="114300" distT="114300" distL="114300" distR="114300">
             <wp:extent cx="5286058" cy="3362325"/>
             <wp:effectExtent b="0" l="0" r="0" t="0"/>
-            <wp:docPr id="5" name="image21.png"/>
+            <wp:docPr id="5" name="image18.png"/>
             <a:graphic>
               <a:graphicData uri="http://schemas.openxmlformats.org/drawingml/2006/picture">
                 <pic:pic>
                   <pic:nvPicPr>
-                    <pic:cNvPr id="0" name="image21.png"/>
+                    <pic:cNvPr id="0" name="image18.png"/>
                     <pic:cNvPicPr preferRelativeResize="0"/>
                   </pic:nvPicPr>
                   <pic:blipFill>
@@ -4294,12 +4193,12 @@
           <wp:inline distB="114300" distT="114300" distL="114300" distR="114300">
             <wp:extent cx="5105083" cy="2705100"/>
             <wp:effectExtent b="0" l="0" r="0" t="0"/>
-            <wp:docPr id="13" name="image2.png"/>
+            <wp:docPr id="13" name="image12.png"/>
             <a:graphic>
               <a:graphicData uri="http://schemas.openxmlformats.org/drawingml/2006/picture">
                 <pic:pic>
                   <pic:nvPicPr>
-                    <pic:cNvPr id="0" name="image2.png"/>
+                    <pic:cNvPr id="0" name="image12.png"/>
                     <pic:cNvPicPr preferRelativeResize="0"/>
                   </pic:nvPicPr>
                   <pic:blipFill>
@@ -4366,12 +4265,12 @@
           <wp:inline distB="114300" distT="114300" distL="114300" distR="114300">
             <wp:extent cx="5759140" cy="2882900"/>
             <wp:effectExtent b="0" l="0" r="0" t="0"/>
-            <wp:docPr id="2" name="image12.png"/>
+            <wp:docPr id="2" name="image19.png"/>
             <a:graphic>
               <a:graphicData uri="http://schemas.openxmlformats.org/drawingml/2006/picture">
                 <pic:pic>
                   <pic:nvPicPr>
-                    <pic:cNvPr id="0" name="image12.png"/>
+                    <pic:cNvPr id="0" name="image19.png"/>
                     <pic:cNvPicPr preferRelativeResize="0"/>
                   </pic:nvPicPr>
                   <pic:blipFill>
@@ -4426,12 +4325,12 @@
           <wp:inline distB="114300" distT="114300" distL="114300" distR="114300">
             <wp:extent cx="5759140" cy="2844800"/>
             <wp:effectExtent b="0" l="0" r="0" t="0"/>
-            <wp:docPr id="23" name="image17.png"/>
+            <wp:docPr id="23" name="image23.png"/>
             <a:graphic>
               <a:graphicData uri="http://schemas.openxmlformats.org/drawingml/2006/picture">
                 <pic:pic>
                   <pic:nvPicPr>
-                    <pic:cNvPr id="0" name="image17.png"/>
+                    <pic:cNvPr id="0" name="image23.png"/>
                     <pic:cNvPicPr preferRelativeResize="0"/>
                   </pic:nvPicPr>
                   <pic:blipFill>
@@ -4486,12 +4385,12 @@
           <wp:inline distB="114300" distT="114300" distL="114300" distR="114300">
             <wp:extent cx="5759140" cy="2984500"/>
             <wp:effectExtent b="0" l="0" r="0" t="0"/>
-            <wp:docPr id="17" name="image11.png"/>
+            <wp:docPr id="17" name="image5.png"/>
             <a:graphic>
               <a:graphicData uri="http://schemas.openxmlformats.org/drawingml/2006/picture">
                 <pic:pic>
                   <pic:nvPicPr>
-                    <pic:cNvPr id="0" name="image11.png"/>
+                    <pic:cNvPr id="0" name="image5.png"/>
                     <pic:cNvPicPr preferRelativeResize="0"/>
                   </pic:nvPicPr>
                   <pic:blipFill>
@@ -4570,12 +4469,12 @@
           <wp:inline distB="114300" distT="114300" distL="114300" distR="114300">
             <wp:extent cx="5276533" cy="2828925"/>
             <wp:effectExtent b="0" l="0" r="0" t="0"/>
-            <wp:docPr id="16" name="image7.png"/>
+            <wp:docPr id="16" name="image1.png"/>
             <a:graphic>
               <a:graphicData uri="http://schemas.openxmlformats.org/drawingml/2006/picture">
                 <pic:pic>
                   <pic:nvPicPr>
-                    <pic:cNvPr id="0" name="image7.png"/>
+                    <pic:cNvPr id="0" name="image1.png"/>
                     <pic:cNvPicPr preferRelativeResize="0"/>
                   </pic:nvPicPr>
                   <pic:blipFill>
@@ -4656,12 +4555,12 @@
           <wp:inline distB="114300" distT="114300" distL="114300" distR="114300">
             <wp:extent cx="5276533" cy="1685925"/>
             <wp:effectExtent b="0" l="0" r="0" t="0"/>
-            <wp:docPr id="12" name="image4.png"/>
+            <wp:docPr id="12" name="image8.png"/>
             <a:graphic>
               <a:graphicData uri="http://schemas.openxmlformats.org/drawingml/2006/picture">
                 <pic:pic>
                   <pic:nvPicPr>
-                    <pic:cNvPr id="0" name="image4.png"/>
+                    <pic:cNvPr id="0" name="image8.png"/>
                     <pic:cNvPicPr preferRelativeResize="0"/>
                   </pic:nvPicPr>
                   <pic:blipFill>
@@ -4716,12 +4615,12 @@
           <wp:inline distB="114300" distT="114300" distL="114300" distR="114300">
             <wp:extent cx="5476558" cy="2762250"/>
             <wp:effectExtent b="0" l="0" r="0" t="0"/>
-            <wp:docPr id="3" name="image1.png"/>
+            <wp:docPr id="3" name="image3.png"/>
             <a:graphic>
               <a:graphicData uri="http://schemas.openxmlformats.org/drawingml/2006/picture">
                 <pic:pic>
                   <pic:nvPicPr>
-                    <pic:cNvPr id="0" name="image1.png"/>
+                    <pic:cNvPr id="0" name="image3.png"/>
                     <pic:cNvPicPr preferRelativeResize="0"/>
                   </pic:nvPicPr>
                   <pic:blipFill>
@@ -4788,12 +4687,12 @@
           <wp:inline distB="114300" distT="114300" distL="114300" distR="114300">
             <wp:extent cx="5200333" cy="3095625"/>
             <wp:effectExtent b="0" l="0" r="0" t="0"/>
-            <wp:docPr id="1" name="image18.png"/>
+            <wp:docPr id="1" name="image9.png"/>
             <a:graphic>
               <a:graphicData uri="http://schemas.openxmlformats.org/drawingml/2006/picture">
                 <pic:pic>
                   <pic:nvPicPr>
-                    <pic:cNvPr id="0" name="image18.png"/>
+                    <pic:cNvPr id="0" name="image9.png"/>
                     <pic:cNvPicPr preferRelativeResize="0"/>
                   </pic:nvPicPr>
                   <pic:blipFill>
@@ -4856,12 +4755,12 @@
           <wp:inline distB="114300" distT="114300" distL="114300" distR="114300">
             <wp:extent cx="5781358" cy="1838325"/>
             <wp:effectExtent b="0" l="0" r="0" t="0"/>
-            <wp:docPr id="8" name="image9.png"/>
+            <wp:docPr id="8" name="image13.png"/>
             <a:graphic>
               <a:graphicData uri="http://schemas.openxmlformats.org/drawingml/2006/picture">
                 <pic:pic>
                   <pic:nvPicPr>
-                    <pic:cNvPr id="0" name="image9.png"/>
+                    <pic:cNvPr id="0" name="image13.png"/>
                     <pic:cNvPicPr preferRelativeResize="0"/>
                   </pic:nvPicPr>
                   <pic:blipFill>
@@ -4932,12 +4831,12 @@
           <wp:inline distB="114300" distT="114300" distL="114300" distR="114300">
             <wp:extent cx="5286058" cy="2247900"/>
             <wp:effectExtent b="0" l="0" r="0" t="0"/>
-            <wp:docPr id="14" name="image5.png"/>
+            <wp:docPr id="14" name="image2.png"/>
             <a:graphic>
               <a:graphicData uri="http://schemas.openxmlformats.org/drawingml/2006/picture">
                 <pic:pic>
                   <pic:nvPicPr>
-                    <pic:cNvPr id="0" name="image5.png"/>
+                    <pic:cNvPr id="0" name="image2.png"/>
                     <pic:cNvPicPr preferRelativeResize="0"/>
                   </pic:nvPicPr>
                   <pic:blipFill>
@@ -4998,12 +4897,12 @@
           <wp:inline distB="114300" distT="114300" distL="114300" distR="114300">
             <wp:extent cx="5287175" cy="2192243"/>
             <wp:effectExtent b="0" l="0" r="0" t="0"/>
-            <wp:docPr id="7" name="image8.png"/>
+            <wp:docPr id="7" name="image21.png"/>
             <a:graphic>
               <a:graphicData uri="http://schemas.openxmlformats.org/drawingml/2006/picture">
                 <pic:pic>
                   <pic:nvPicPr>
-                    <pic:cNvPr id="0" name="image8.png"/>
+                    <pic:cNvPr id="0" name="image21.png"/>
                     <pic:cNvPicPr preferRelativeResize="0"/>
                   </pic:nvPicPr>
                   <pic:blipFill>
@@ -5064,12 +4963,12 @@
           <wp:inline distB="114300" distT="114300" distL="114300" distR="114300">
             <wp:extent cx="5438458" cy="1962150"/>
             <wp:effectExtent b="0" l="0" r="0" t="0"/>
-            <wp:docPr id="21" name="image16.png"/>
+            <wp:docPr id="21" name="image17.png"/>
             <a:graphic>
               <a:graphicData uri="http://schemas.openxmlformats.org/drawingml/2006/picture">
                 <pic:pic>
                   <pic:nvPicPr>
-                    <pic:cNvPr id="0" name="image16.png"/>
+                    <pic:cNvPr id="0" name="image17.png"/>
                     <pic:cNvPicPr preferRelativeResize="0"/>
                   </pic:nvPicPr>
                   <pic:blipFill>
@@ -5130,12 +5029,12 @@
           <wp:inline distB="114300" distT="114300" distL="114300" distR="114300">
             <wp:extent cx="5895658" cy="4381500"/>
             <wp:effectExtent b="0" l="0" r="0" t="0"/>
-            <wp:docPr id="6" name="image19.png"/>
+            <wp:docPr id="6" name="image16.png"/>
             <a:graphic>
               <a:graphicData uri="http://schemas.openxmlformats.org/drawingml/2006/picture">
                 <pic:pic>
                   <pic:nvPicPr>
-                    <pic:cNvPr id="0" name="image19.png"/>
+                    <pic:cNvPr id="0" name="image16.png"/>
                     <pic:cNvPicPr preferRelativeResize="0"/>
                   </pic:nvPicPr>
                   <pic:blipFill>

--- a/2nd DEV DM_MAA_Report.docx
+++ b/2nd DEV DM_MAA_Report.docx
@@ -621,10 +621,14 @@
       </w:pPr>
       <w:r>
         <w:rPr>
-          <w:rFonts w:ascii="Calibri" w:cs="Calibri" w:eastAsia="Calibri" w:hAnsi="Calibri"/>
-          <w:rtl w:val="0"/>
-        </w:rPr>
-        <w:t xml:space="preserve">Title of Report</w:t>
+          <w:rtl w:val="0"/>
+        </w:rPr>
+        <w:t xml:space="preserve">Amazing International Airlines Inc.</w:t>
+      </w:r>
+      <w:r>
+        <w:rPr>
+          <w:rtl w:val="0"/>
+        </w:rPr>
       </w:r>
     </w:p>
     <w:p>
@@ -1063,7 +1067,7 @@
           <w:szCs w:val="32"/>
           <w:rtl w:val="0"/>
         </w:rPr>
-        <w:t xml:space="preserve">Group 99</w:t>
+        <w:t xml:space="preserve">Group 25</w:t>
       </w:r>
       <w:r>
         <w:rPr>
@@ -1103,7 +1107,7 @@
         <w:rPr>
           <w:rtl w:val="0"/>
         </w:rPr>
-        <w:t xml:space="preserve">Student2 Name, 20002222</w:t>
+        <w:t xml:space="preserve">Muhammad Ammar, 20250440</w:t>
       </w:r>
     </w:p>
     <w:p>
@@ -1225,7 +1229,43 @@
           <w:vertAlign w:val="baseline"/>
           <w:rtl w:val="0"/>
         </w:rPr>
-        <w:t xml:space="preserve">Fall/Spring Semester 2024-2025</w:t>
+        <w:t xml:space="preserve">Fall/Spring Semester 202</w:t>
+      </w:r>
+      <w:r>
+        <w:rPr>
+          <w:rtl w:val="0"/>
+        </w:rPr>
+        <w:t xml:space="preserve">5</w:t>
+      </w:r>
+      <w:r>
+        <w:rPr>
+          <w:rFonts w:ascii="Calibri" w:cs="Calibri" w:eastAsia="Calibri" w:hAnsi="Calibri"/>
+          <w:b w:val="0"/>
+          <w:bCs w:val="0"/>
+          <w:i w:val="0"/>
+          <w:iCs w:val="0"/>
+          <w:smallCaps w:val="0"/>
+          <w:strike w:val="0"/>
+          <w:color w:val="000000"/>
+          <w:sz w:val="22"/>
+          <w:szCs w:val="22"/>
+          <w:u w:val="none"/>
+          <w:shd w:fill="auto" w:val="clear"/>
+          <w:vertAlign w:val="baseline"/>
+          <w:rtl w:val="0"/>
+        </w:rPr>
+        <w:t xml:space="preserve">-202</w:t>
+      </w:r>
+      <w:r>
+        <w:rPr>
+          <w:rtl w:val="0"/>
+        </w:rPr>
+        <w:t xml:space="preserve">6</w:t>
+      </w:r>
+      <w:r>
+        <w:rPr>
+          <w:rtl w:val="0"/>
+        </w:rPr>
       </w:r>
     </w:p>
     <w:p>
@@ -1400,7 +1440,7 @@
     </w:p>
     <w:sdt>
       <w:sdtPr>
-        <w:id w:val="1000446905"/>
+        <w:id w:val="1094570582"/>
         <w:docPartObj>
           <w:docPartGallery w:val="Table of Contents"/>
           <w:docPartUnique w:val="1"/>
@@ -1449,7 +1489,7 @@
             <w:instrText xml:space="preserve"> TOC \h \u \z \t "Heading 1,1,Heading 2,2,Heading 3,3,Heading 4,4,Heading 5,1,"</w:instrText>
             <w:fldChar w:fldCharType="separate"/>
           </w:r>
-          <w:hyperlink w:anchor="_wv60qhocxjuv">
+          <w:hyperlink w:anchor="_ge9i7ovi3rvx">
             <w:r>
               <w:rPr>
                 <w:rFonts w:ascii="Calibri" w:cs="Calibri" w:eastAsia="Calibri" w:hAnsi="Calibri"/>
@@ -1470,7 +1510,7 @@
               <w:t xml:space="preserve">1.</w:t>
             </w:r>
           </w:hyperlink>
-          <w:hyperlink w:anchor="_wv60qhocxjuv">
+          <w:hyperlink w:anchor="_ge9i7ovi3rvx">
             <w:r>
               <w:rPr>
                 <w:rFonts w:ascii="Calibri" w:cs="Calibri" w:eastAsia="Calibri" w:hAnsi="Calibri"/>
@@ -1493,7 +1533,7 @@
           </w:hyperlink>
           <w:r>
             <w:fldChar w:fldCharType="begin"/>
-            <w:instrText xml:space="preserve"> PAGEREF _wv60qhocxjuv \h </w:instrText>
+            <w:instrText xml:space="preserve"> PAGEREF _ge9i7ovi3rvx \h </w:instrText>
             <w:fldChar w:fldCharType="separate"/>
           </w:r>
           <w:r>
@@ -1563,7 +1603,7 @@
               <w:vertAlign w:val="baseline"/>
             </w:rPr>
           </w:pPr>
-          <w:hyperlink w:anchor="_vt7hnet41m9p">
+          <w:hyperlink w:anchor="_qq9jp6q027dj">
             <w:r>
               <w:rPr>
                 <w:rFonts w:ascii="Calibri" w:cs="Calibri" w:eastAsia="Calibri" w:hAnsi="Calibri"/>
@@ -1584,7 +1624,7 @@
               <w:t xml:space="preserve">2.</w:t>
             </w:r>
           </w:hyperlink>
-          <w:hyperlink w:anchor="_vt7hnet41m9p">
+          <w:hyperlink w:anchor="_qq9jp6q027dj">
             <w:r>
               <w:rPr>
                 <w:rFonts w:ascii="Calibri" w:cs="Calibri" w:eastAsia="Calibri" w:hAnsi="Calibri"/>
@@ -1607,7 +1647,7 @@
           </w:hyperlink>
           <w:r>
             <w:fldChar w:fldCharType="begin"/>
-            <w:instrText xml:space="preserve"> PAGEREF _vt7hnet41m9p \h </w:instrText>
+            <w:instrText xml:space="preserve"> PAGEREF _qq9jp6q027dj \h </w:instrText>
             <w:fldChar w:fldCharType="separate"/>
           </w:r>
           <w:r>
@@ -1677,7 +1717,7 @@
               <w:vertAlign w:val="baseline"/>
             </w:rPr>
           </w:pPr>
-          <w:hyperlink w:anchor="_o8gw9xeofi2e">
+          <w:hyperlink w:anchor="_unqkzc2oc9m">
             <w:r>
               <w:rPr>
                 <w:rFonts w:ascii="Calibri" w:cs="Calibri" w:eastAsia="Calibri" w:hAnsi="Calibri"/>
@@ -1698,7 +1738,7 @@
               <w:t xml:space="preserve">2.1.</w:t>
             </w:r>
           </w:hyperlink>
-          <w:hyperlink w:anchor="_o8gw9xeofi2e">
+          <w:hyperlink w:anchor="_unqkzc2oc9m">
             <w:r>
               <w:rPr>
                 <w:rFonts w:ascii="Calibri" w:cs="Calibri" w:eastAsia="Calibri" w:hAnsi="Calibri"/>
@@ -1721,7 +1761,7 @@
           </w:hyperlink>
           <w:r>
             <w:fldChar w:fldCharType="begin"/>
-            <w:instrText xml:space="preserve"> PAGEREF _o8gw9xeofi2e \h </w:instrText>
+            <w:instrText xml:space="preserve"> PAGEREF _unqkzc2oc9m \h </w:instrText>
             <w:fldChar w:fldCharType="separate"/>
           </w:r>
           <w:r>
@@ -1791,7 +1831,7 @@
               <w:vertAlign w:val="baseline"/>
             </w:rPr>
           </w:pPr>
-          <w:hyperlink w:anchor="_warmr6ms2ppc">
+          <w:hyperlink w:anchor="_q6un914vlsw5">
             <w:r>
               <w:rPr>
                 <w:rFonts w:ascii="Calibri" w:cs="Calibri" w:eastAsia="Calibri" w:hAnsi="Calibri"/>
@@ -1812,7 +1852,7 @@
               <w:t xml:space="preserve">2.1.1.</w:t>
             </w:r>
           </w:hyperlink>
-          <w:hyperlink w:anchor="_warmr6ms2ppc">
+          <w:hyperlink w:anchor="_q6un914vlsw5">
             <w:r>
               <w:rPr>
                 <w:rFonts w:ascii="Calibri" w:cs="Calibri" w:eastAsia="Calibri" w:hAnsi="Calibri"/>
@@ -1835,7 +1875,7 @@
           </w:hyperlink>
           <w:r>
             <w:fldChar w:fldCharType="begin"/>
-            <w:instrText xml:space="preserve"> PAGEREF _warmr6ms2ppc \h </w:instrText>
+            <w:instrText xml:space="preserve"> PAGEREF _q6un914vlsw5 \h </w:instrText>
             <w:fldChar w:fldCharType="separate"/>
           </w:r>
           <w:r>
@@ -1905,7 +1945,7 @@
               <w:vertAlign w:val="baseline"/>
             </w:rPr>
           </w:pPr>
-          <w:hyperlink w:anchor="_jsbkqmmyrtft">
+          <w:hyperlink w:anchor="_pwq1zfhkss0f">
             <w:r>
               <w:rPr>
                 <w:rFonts w:ascii="Calibri" w:cs="Calibri" w:eastAsia="Calibri" w:hAnsi="Calibri"/>
@@ -1926,7 +1966,7 @@
               <w:t xml:space="preserve">2.1.1.1.</w:t>
             </w:r>
           </w:hyperlink>
-          <w:hyperlink w:anchor="_jsbkqmmyrtft">
+          <w:hyperlink w:anchor="_pwq1zfhkss0f">
             <w:r>
               <w:rPr>
                 <w:rFonts w:ascii="Calibri" w:cs="Calibri" w:eastAsia="Calibri" w:hAnsi="Calibri"/>
@@ -1949,7 +1989,7 @@
           </w:hyperlink>
           <w:r>
             <w:fldChar w:fldCharType="begin"/>
-            <w:instrText xml:space="preserve"> PAGEREF _jsbkqmmyrtft \h </w:instrText>
+            <w:instrText xml:space="preserve"> PAGEREF _pwq1zfhkss0f \h </w:instrText>
             <w:fldChar w:fldCharType="separate"/>
           </w:r>
           <w:r>
@@ -2019,7 +2059,7 @@
               <w:vertAlign w:val="baseline"/>
             </w:rPr>
           </w:pPr>
-          <w:hyperlink w:anchor="_woi43xxvykbo">
+          <w:hyperlink w:anchor="_s4fiskcqdpex">
             <w:r>
               <w:rPr>
                 <w:rFonts w:ascii="Calibri" w:cs="Calibri" w:eastAsia="Calibri" w:hAnsi="Calibri"/>
@@ -2040,7 +2080,7 @@
               <w:t xml:space="preserve">3.</w:t>
             </w:r>
           </w:hyperlink>
-          <w:hyperlink w:anchor="_woi43xxvykbo">
+          <w:hyperlink w:anchor="_s4fiskcqdpex">
             <w:r>
               <w:rPr>
                 <w:rFonts w:ascii="Calibri" w:cs="Calibri" w:eastAsia="Calibri" w:hAnsi="Calibri"/>
@@ -2063,7 +2103,7 @@
           </w:hyperlink>
           <w:r>
             <w:fldChar w:fldCharType="begin"/>
-            <w:instrText xml:space="preserve"> PAGEREF _woi43xxvykbo \h </w:instrText>
+            <w:instrText xml:space="preserve"> PAGEREF _s4fiskcqdpex \h </w:instrText>
             <w:fldChar w:fldCharType="separate"/>
           </w:r>
           <w:r>
@@ -2133,7 +2173,7 @@
               <w:vertAlign w:val="baseline"/>
             </w:rPr>
           </w:pPr>
-          <w:hyperlink w:anchor="_17dawzcb8ofy">
+          <w:hyperlink w:anchor="_xhtv9cm50lox">
             <w:r>
               <w:rPr>
                 <w:rFonts w:ascii="Calibri" w:cs="Calibri" w:eastAsia="Calibri" w:hAnsi="Calibri"/>
@@ -2154,7 +2194,7 @@
               <w:t xml:space="preserve">Bibliographical References  (</w:t>
             </w:r>
           </w:hyperlink>
-          <w:hyperlink w:anchor="_17dawzcb8ofy">
+          <w:hyperlink w:anchor="_xhtv9cm50lox">
             <w:r>
               <w:rPr>
                 <w:rFonts w:ascii="Calibri" w:cs="Calibri" w:eastAsia="Calibri" w:hAnsi="Calibri"/>
@@ -2175,7 +2215,7 @@
               <w:t xml:space="preserve">Optional, Not included in page limit</w:t>
             </w:r>
           </w:hyperlink>
-          <w:hyperlink w:anchor="_17dawzcb8ofy">
+          <w:hyperlink w:anchor="_xhtv9cm50lox">
             <w:r>
               <w:rPr>
                 <w:rFonts w:ascii="Calibri" w:cs="Calibri" w:eastAsia="Calibri" w:hAnsi="Calibri"/>
@@ -2241,7 +2281,7 @@
               <w:vertAlign w:val="baseline"/>
             </w:rPr>
           </w:pPr>
-          <w:hyperlink w:anchor="_k2rysrhkpfw4">
+          <w:hyperlink w:anchor="_mn87h6fi6r9x">
             <w:r>
               <w:rPr>
                 <w:rFonts w:ascii="Calibri" w:cs="Calibri" w:eastAsia="Calibri" w:hAnsi="Calibri"/>
@@ -2262,7 +2302,7 @@
               <w:t xml:space="preserve">Appendix A (</w:t>
             </w:r>
           </w:hyperlink>
-          <w:hyperlink w:anchor="_k2rysrhkpfw4">
+          <w:hyperlink w:anchor="_mn87h6fi6r9x">
             <w:r>
               <w:rPr>
                 <w:rFonts w:ascii="Calibri" w:cs="Calibri" w:eastAsia="Calibri" w:hAnsi="Calibri"/>
@@ -2283,7 +2323,7 @@
               <w:t xml:space="preserve">Optional, Not included in page limit</w:t>
             </w:r>
           </w:hyperlink>
-          <w:hyperlink w:anchor="_k2rysrhkpfw4">
+          <w:hyperlink w:anchor="_mn87h6fi6r9x">
             <w:r>
               <w:rPr>
                 <w:rFonts w:ascii="Calibri" w:cs="Calibri" w:eastAsia="Calibri" w:hAnsi="Calibri"/>
@@ -2349,7 +2389,7 @@
               <w:vertAlign w:val="baseline"/>
             </w:rPr>
           </w:pPr>
-          <w:hyperlink w:anchor="_gwvwdxzmujx">
+          <w:hyperlink w:anchor="_zytnxmza2lb">
             <w:r>
               <w:rPr>
                 <w:rFonts w:ascii="Calibri" w:cs="Calibri" w:eastAsia="Calibri" w:hAnsi="Calibri"/>
@@ -2370,7 +2410,7 @@
               <w:t xml:space="preserve">Annexes (</w:t>
             </w:r>
           </w:hyperlink>
-          <w:hyperlink w:anchor="_gwvwdxzmujx">
+          <w:hyperlink w:anchor="_zytnxmza2lb">
             <w:r>
               <w:rPr>
                 <w:rFonts w:ascii="Calibri" w:cs="Calibri" w:eastAsia="Calibri" w:hAnsi="Calibri"/>
@@ -2391,7 +2431,7 @@
               <w:t xml:space="preserve">Optional, Not included in page limit</w:t>
             </w:r>
           </w:hyperlink>
-          <w:hyperlink w:anchor="_gwvwdxzmujx">
+          <w:hyperlink w:anchor="_zytnxmza2lb">
             <w:r>
               <w:rPr>
                 <w:rFonts w:ascii="Calibri" w:cs="Calibri" w:eastAsia="Calibri" w:hAnsi="Calibri"/>
@@ -2462,7 +2502,7 @@
         <w:ind w:left="360" w:hanging="360"/>
         <w:rPr/>
       </w:pPr>
-      <w:bookmarkStart w:colFirst="0" w:colLast="0" w:name="_wv60qhocxjuv" w:id="0"/>
+      <w:bookmarkStart w:colFirst="0" w:colLast="0" w:name="_ge9i7ovi3rvx" w:id="0"/>
       <w:bookmarkEnd w:id="0"/>
       <w:r>
         <w:rPr>
@@ -2493,11 +2533,6 @@
           <w:rtl w:val="0"/>
         </w:rPr>
         <w:t xml:space="preserve">Data preparation therefore focused on constructing a customer level dataset that accurately reflects both behaviour and timing. Customer and flight datasets were integrated using a left join on the loyalty identifier to ensure that all customers, including those with low or no activity, remained represented. Targeted consistency checks were applied to remove logically invalid records, such as flight entries with zero travel distance, which are unlikely to represent real behaviour. Preserving temporal dynamics was a further priority. Rather than aggregating flight data directly, activity was first structured at a year month level to retain month wise and seasonal patterns before controlled aggregation. Building on this foundation, feature engineering is captured when customers travel through seasonal indicators and how they travel through normalised behavioural measures that account for tenure and activity span. Together, these steps ensured that the dataset used for segmentation provides a robust and behaviourally meaningful foundation for the analysis presented in this report.</w:t>
-      </w:r>
-      <w:r>
-        <w:rPr>
-          <w:rtl w:val="0"/>
-        </w:rPr>
       </w:r>
     </w:p>
     <w:p>
@@ -2508,9 +2543,7 @@
           <w:numId w:val="2"/>
         </w:numPr>
         <w:ind w:left="720" w:hanging="360"/>
-        <w:rPr>
-          <w:u w:val="none"/>
-        </w:rPr>
+        <w:rPr/>
       </w:pPr>
       <w:r>
         <w:rPr>
@@ -2518,6 +2551,11 @@
         </w:rPr>
         <w:t xml:space="preserve">Methodology:</w:t>
       </w:r>
+      <w:r>
+        <w:rPr>
+          <w:rtl w:val="0"/>
+        </w:rPr>
+      </w:r>
     </w:p>
     <w:p>
       <w:pPr>
@@ -2529,11 +2567,6 @@
           <w:rtl w:val="0"/>
         </w:rPr>
         <w:t xml:space="preserve">This section describes the analytical approach used to construct and evaluate customer segments for AIAI. The methodology was designed to balance statistical rigor with business interpretability, ensuring that the resulting segments are both analytically defensible and practically actionable.</w:t>
-      </w:r>
-      <w:r>
-        <w:rPr>
-          <w:rtl w:val="0"/>
-        </w:rPr>
       </w:r>
     </w:p>
     <w:p>
@@ -2545,8 +2578,9 @@
         </w:numPr>
         <w:spacing w:after="80" w:before="280" w:lineRule="auto"/>
         <w:ind w:left="1440" w:hanging="360"/>
-      </w:pPr>
-      <w:bookmarkStart w:colFirst="0" w:colLast="0" w:name="_ryizdf5qbe1c" w:id="1"/>
+        <w:rPr/>
+      </w:pPr>
+      <w:bookmarkStart w:colFirst="0" w:colLast="0" w:name="_z6pvo4id2alg" w:id="1"/>
       <w:bookmarkEnd w:id="1"/>
       <w:r>
         <w:rPr>
@@ -2565,11 +2599,6 @@
           <w:rtl w:val="0"/>
         </w:rPr>
         <w:t xml:space="preserve">Customer level and flight level datasets were combined using the loyalty identifier as the common key. A left join strategy was applied to ensure that all customers were retained in the analysis, including those with no recorded flight activity. This decision was important to avoid biasing the segmentation toward already active or engaged customers. Prior to merging, key fields were explicitly aligned in terms of data type and format to prevent silent join errors and ensure record level consistency.</w:t>
-      </w:r>
-      <w:r>
-        <w:rPr>
-          <w:rtl w:val="0"/>
-        </w:rPr>
       </w:r>
     </w:p>
     <w:p>
@@ -2581,8 +2610,9 @@
         </w:numPr>
         <w:spacing w:after="80" w:before="280" w:lineRule="auto"/>
         <w:ind w:left="1440" w:hanging="360"/>
-      </w:pPr>
-      <w:bookmarkStart w:colFirst="0" w:colLast="0" w:name="_tsax9wj3hss9" w:id="2"/>
+        <w:rPr/>
+      </w:pPr>
+      <w:bookmarkStart w:colFirst="0" w:colLast="0" w:name="_nxfwliqf0ost" w:id="2"/>
       <w:bookmarkEnd w:id="2"/>
       <w:r>
         <w:rPr>
@@ -2601,11 +2631,6 @@
           <w:rtl w:val="0"/>
         </w:rPr>
         <w:t xml:space="preserve">After integration, targeted validation checks were performed to identify logically invalid records that could distort downstream analysis. The focus was placed on structural inconsistencies rather than missing values alone. In particular, flight records with zero recorded travel distance were identified as invalid, as a completed flight necessarily implies a positive distance. These records were removed prior to aggregation to prevent erroneous values from propagating into customer level summaries and behavioural features. This conservative approach prioritised analytical integrity over maximising dataset size.</w:t>
-      </w:r>
-      <w:r>
-        <w:rPr>
-          <w:rtl w:val="0"/>
-        </w:rPr>
       </w:r>
     </w:p>
     <w:p>
@@ -2617,8 +2642,9 @@
         </w:numPr>
         <w:spacing w:after="80" w:before="280" w:lineRule="auto"/>
         <w:ind w:left="1440" w:hanging="360"/>
-      </w:pPr>
-      <w:bookmarkStart w:colFirst="0" w:colLast="0" w:name="_vx3ex13ctdfe" w:id="3"/>
+        <w:rPr/>
+      </w:pPr>
+      <w:bookmarkStart w:colFirst="0" w:colLast="0" w:name="_mk6xzj3e5qld" w:id="3"/>
       <w:bookmarkEnd w:id="3"/>
       <w:r>
         <w:rPr>
@@ -2637,11 +2663,6 @@
           <w:rtl w:val="0"/>
         </w:rPr>
         <w:t xml:space="preserve">Based on the monthly structure, temporal features were constructed to capture when customers travel rather than relying on raw calendar fields. Monthly flight indicators and counts were aggregated into seasonal flight volumes, allowing broader travel patterns to be identified while reducing dimensionality. A peak season indicator was introduced to capture summer travel behaviour, which serves as a proxy for leisure oriented travel in the absence of explicit trip purpose data. In addition, a dominant travel season was derived for each customer to provide a concise and interpretable summary of their primary temporal travel pattern.</w:t>
-      </w:r>
-      <w:r>
-        <w:rPr>
-          <w:rtl w:val="0"/>
-        </w:rPr>
       </w:r>
     </w:p>
     <w:p>
@@ -2653,8 +2674,9 @@
         </w:numPr>
         <w:spacing w:after="80" w:before="280" w:lineRule="auto"/>
         <w:ind w:left="1440" w:hanging="360"/>
-      </w:pPr>
-      <w:bookmarkStart w:colFirst="0" w:colLast="0" w:name="_p08y80773xwy" w:id="4"/>
+        <w:rPr/>
+      </w:pPr>
+      <w:bookmarkStart w:colFirst="0" w:colLast="0" w:name="_dq6hg3r1iur7" w:id="4"/>
       <w:bookmarkEnd w:id="4"/>
       <w:r>
         <w:rPr>
@@ -2673,11 +2695,6 @@
           <w:rtl w:val="0"/>
         </w:rPr>
         <w:t xml:space="preserve">Behavioural features were designed to capture how customers travel rather than simply how much they travel. Raw activity totals were normalised into per unit and ratio based measures to account for differences in tenure and activity span. These features include travel frequency per active month, value per flight, loyalty point redemption behaviour, average distance per flight, and the proportion of flights taken with companions. Normalisation allows customers with different engagement histories to be compared on a like for like basis and improves the stability and interpretability of clustering results.</w:t>
-      </w:r>
-      <w:r>
-        <w:rPr>
-          <w:rtl w:val="0"/>
-        </w:rPr>
       </w:r>
     </w:p>
     <w:p>
@@ -2691,8 +2708,9 @@
         </w:numPr>
         <w:spacing w:after="80" w:before="280" w:line="276" w:lineRule="auto"/>
         <w:ind w:left="1440" w:hanging="360"/>
-      </w:pPr>
-      <w:bookmarkStart w:colFirst="0" w:colLast="0" w:name="_y01h8r3zlfsh" w:id="5"/>
+        <w:rPr/>
+      </w:pPr>
+      <w:bookmarkStart w:colFirst="0" w:colLast="0" w:name="_wspor5i7oj2u" w:id="5"/>
       <w:bookmarkEnd w:id="5"/>
       <w:r>
         <w:rPr>
@@ -2735,11 +2753,6 @@
           <w:rtl w:val="0"/>
         </w:rPr>
         <w:t xml:space="preserve">Feature encoding followed a feature aware strategy to maintain numerical compatibility while preserving behavioural meaning. Low cardinality nominal features were one hot encoded to avoid imposing artificial order, while discretised features with inherent ordering were ordinally encoded to preserve relative magnitude. Finally, feature scaling was applied for distance based clustering methods to ensure proportional contribution of all numerical features. Scaling was applied consistently for K Means and hierarchical clustering, while RFM segmentation retained its original scale due to its rule based structure.</w:t>
-      </w:r>
-      <w:r>
-        <w:rPr>
-          <w:rtl w:val="0"/>
-        </w:rPr>
       </w:r>
     </w:p>
     <w:p>
@@ -2751,19 +2764,15 @@
         </w:numPr>
         <w:spacing w:after="80" w:before="280" w:lineRule="auto"/>
         <w:ind w:left="1440" w:hanging="360"/>
-      </w:pPr>
-      <w:bookmarkStart w:colFirst="0" w:colLast="0" w:name="_v4c6ej9xyzq5" w:id="6"/>
+        <w:rPr/>
+      </w:pPr>
+      <w:bookmarkStart w:colFirst="0" w:colLast="0" w:name="_uir87a4lgf2k" w:id="6"/>
       <w:bookmarkEnd w:id="6"/>
       <w:r>
         <w:rPr>
           <w:rtl w:val="0"/>
         </w:rPr>
         <w:t xml:space="preserve">Segmentation approach</w:t>
-      </w:r>
-      <w:r>
-        <w:rPr>
-          <w:rtl w:val="0"/>
-        </w:rPr>
       </w:r>
     </w:p>
     <w:p>
@@ -2777,11 +2786,6 @@
           <w:rtl w:val="0"/>
         </w:rPr>
         <w:t xml:space="preserve">To ensure robustness and avoid reliance on a single analytical perspective, multiple segmentation approaches were evaluated. Classical unsupervised clustering techniques were applied alongside a value driven segmentation framework. This allowed comparison between statistically derived clusters and segments that are more directly aligned with business concepts of customer value and engagement. Model selection and evaluation focused not only on separation metrics, but also on interpretability and practical relevance of the resulting customer groups.</w:t>
-      </w:r>
-      <w:r>
-        <w:rPr>
-          <w:rtl w:val="0"/>
-        </w:rPr>
       </w:r>
     </w:p>
     <w:p>
@@ -2811,7 +2815,7 @@
         <w:ind w:left="792" w:hanging="432"/>
         <w:rPr/>
       </w:pPr>
-      <w:bookmarkStart w:colFirst="0" w:colLast="0" w:name="_c9zj70d1focv" w:id="7"/>
+      <w:bookmarkStart w:colFirst="0" w:colLast="0" w:name="_5ugb4zidahse" w:id="7"/>
       <w:bookmarkEnd w:id="7"/>
       <w:r>
         <w:rPr>
@@ -2830,7 +2834,7 @@
         <w:ind w:left="1224" w:hanging="504.00000000000006"/>
         <w:rPr/>
       </w:pPr>
-      <w:bookmarkStart w:colFirst="0" w:colLast="0" w:name="_11dwbgnonooq" w:id="8"/>
+      <w:bookmarkStart w:colFirst="0" w:colLast="0" w:name="_mzuvud101h3f" w:id="8"/>
       <w:bookmarkEnd w:id="8"/>
       <w:r>
         <w:rPr>
@@ -2842,6 +2846,11 @@
         </w:rPr>
         <w:t xml:space="preserve">K-Means clustering results and validation</w:t>
       </w:r>
+      <w:r>
+        <w:rPr>
+          <w:rtl w:val="0"/>
+        </w:rPr>
+      </w:r>
     </w:p>
     <w:p>
       <w:pPr>
@@ -2877,11 +2886,6 @@
           <w:rtl w:val="0"/>
         </w:rPr>
         <w:t xml:space="preserve">Cluster profiling reveals clear differentiation across customer lifetime value, travel frequency, loyalty point behaviour, and tenure, forming intuitive value tiers (Fig 4, Appendix). Visualisation in reduced feature space confirms coherent cluster separation (Fig 5, Appendix). The cluster size distribution reflects a long tail value structure, with a dominant low value group and smaller high value segments (Fig 6, Appendix), supporting the selection of a four cluster K Means solution.</w:t>
-      </w:r>
-      <w:r>
-        <w:rPr>
-          <w:rtl w:val="0"/>
-        </w:rPr>
       </w:r>
     </w:p>
     <w:p>
@@ -2894,7 +2898,7 @@
         <w:ind w:left="1224" w:hanging="504.00000000000006"/>
         <w:rPr/>
       </w:pPr>
-      <w:bookmarkStart w:colFirst="0" w:colLast="0" w:name="_ps2ybjbrq6yu" w:id="9"/>
+      <w:bookmarkStart w:colFirst="0" w:colLast="0" w:name="_tanyc2yohyu6" w:id="9"/>
       <w:bookmarkEnd w:id="9"/>
       <w:r>
         <w:rPr>
@@ -2976,13 +2980,18 @@
         </w:rPr>
         <w:t xml:space="preserve">RFM segmentation results and validation:</w:t>
       </w:r>
+      <w:r>
+        <w:rPr>
+          <w:rtl w:val="0"/>
+        </w:rPr>
+      </w:r>
     </w:p>
     <w:p>
       <w:pPr>
         <w:spacing w:after="240" w:before="240" w:line="240" w:lineRule="auto"/>
         <w:rPr/>
       </w:pPr>
-      <w:bookmarkStart w:colFirst="0" w:colLast="0" w:name="_3151p5fr0eit" w:id="10"/>
+      <w:bookmarkStart w:colFirst="0" w:colLast="0" w:name="_5dbe70yxjitb" w:id="10"/>
       <w:bookmarkEnd w:id="10"/>
       <w:r>
         <w:rPr>
@@ -2996,8 +3005,6 @@
         <w:spacing w:after="240" w:before="240" w:line="240" w:lineRule="auto"/>
         <w:rPr/>
       </w:pPr>
-      <w:bookmarkStart w:colFirst="0" w:colLast="0" w:name="_3151p5fr0eit" w:id="10"/>
-      <w:bookmarkEnd w:id="10"/>
       <w:r>
         <w:rPr>
           <w:rtl w:val="0"/>
@@ -3010,18 +3017,11 @@
         <w:spacing w:after="240" w:before="240" w:line="240" w:lineRule="auto"/>
         <w:rPr/>
       </w:pPr>
-      <w:bookmarkStart w:colFirst="0" w:colLast="0" w:name="_3151p5fr0eit" w:id="10"/>
-      <w:bookmarkEnd w:id="10"/>
       <w:r>
         <w:rPr>
           <w:rtl w:val="0"/>
         </w:rPr>
         <w:t xml:space="preserve">Average RFM scores follow the same structure. Champions score highest across recency, frequency, and monetary dimensions, followed by Loyal customers. Potential Loyalists occupy an intermediate position, while At Risk and Lost segments display consistently lower scores across all three dimensions (Fig 14, Appendix).</w:t>
-      </w:r>
-      <w:r>
-        <w:rPr>
-          <w:rtl w:val="0"/>
-        </w:rPr>
       </w:r>
     </w:p>
     <w:p>
@@ -3042,6 +3042,11 @@
         </w:rPr>
         <w:t xml:space="preserve"> Conclusion: Value-Based Segmentation</w:t>
       </w:r>
+      <w:r>
+        <w:rPr>
+          <w:rtl w:val="0"/>
+        </w:rPr>
+      </w:r>
     </w:p>
     <w:p>
       <w:pPr>
@@ -3151,11 +3156,6 @@
         </w:rPr>
         <w:t xml:space="preserve">To isolate temporal behaviour, clustering was performed using features that represent seasonal distribution rather than raw flight counts. This ensures customers are grouped by timing patterns rather than usage intensity. Both K Means and hierarchical clustering were applied within this framework to assess the stability and interpretability of seasonal segments.</w:t>
       </w:r>
-      <w:r>
-        <w:rPr>
-          <w:rtl w:val="0"/>
-        </w:rPr>
-      </w:r>
     </w:p>
     <w:p>
       <w:pPr>
@@ -3171,13 +3171,7 @@
         <w:rPr>
           <w:rtl w:val="0"/>
         </w:rPr>
-        <w:t xml:space="preserve">K Means results and validation</w:t>
-      </w:r>
-      <w:r>
-        <w:rPr>
-          <w:rtl w:val="0"/>
-        </w:rPr>
-        <w:t xml:space="preserve">:</w:t>
+        <w:t xml:space="preserve">K Means results and validation:</w:t>
       </w:r>
     </w:p>
     <w:p>
@@ -3242,6 +3236,11 @@
         </w:rPr>
         <w:t xml:space="preserve">:</w:t>
       </w:r>
+      <w:r>
+        <w:rPr>
+          <w:rtl w:val="0"/>
+        </w:rPr>
+      </w:r>
     </w:p>
     <w:p>
       <w:pPr>
@@ -3346,6 +3345,373 @@
     </w:p>
     <w:p>
       <w:pPr>
+        <w:spacing w:after="240" w:before="240" w:lineRule="auto"/>
+        <w:rPr/>
+      </w:pPr>
+      <w:r>
+        <w:rPr>
+          <w:rtl w:val="0"/>
+        </w:rPr>
+      </w:r>
+    </w:p>
+    <w:p>
+      <w:pPr>
+        <w:numPr>
+          <w:ilvl w:val="1"/>
+          <w:numId w:val="1"/>
+        </w:numPr>
+        <w:spacing w:after="0" w:afterAutospacing="0" w:before="240" w:lineRule="auto"/>
+        <w:ind w:left="792" w:hanging="432"/>
+        <w:rPr>
+          <w:b w:val="1"/>
+          <w:bCs w:val="1"/>
+          <w:sz w:val="28"/>
+          <w:szCs w:val="28"/>
+        </w:rPr>
+      </w:pPr>
+      <w:r>
+        <w:rPr>
+          <w:b w:val="1"/>
+          <w:bCs w:val="1"/>
+          <w:sz w:val="28"/>
+          <w:szCs w:val="28"/>
+          <w:rtl w:val="0"/>
+        </w:rPr>
+        <w:t xml:space="preserve">Behavioral Segmentation</w:t>
+      </w:r>
+      <w:r>
+        <w:rPr>
+          <w:rtl w:val="0"/>
+        </w:rPr>
+      </w:r>
+    </w:p>
+    <w:p>
+      <w:pPr>
+        <w:numPr>
+          <w:ilvl w:val="2"/>
+          <w:numId w:val="1"/>
+        </w:numPr>
+        <w:spacing w:after="240" w:before="0" w:beforeAutospacing="0" w:lineRule="auto"/>
+        <w:ind w:left="1224" w:hanging="504.00000000000006"/>
+        <w:rPr>
+          <w:u w:val="none"/>
+        </w:rPr>
+      </w:pPr>
+      <w:r>
+        <w:rPr>
+          <w:rtl w:val="0"/>
+        </w:rPr>
+        <w:t xml:space="preserve"> </w:t>
+      </w:r>
+      <w:r>
+        <w:rPr>
+          <w:b w:val="1"/>
+          <w:bCs w:val="1"/>
+          <w:sz w:val="28"/>
+          <w:szCs w:val="28"/>
+          <w:rtl w:val="0"/>
+        </w:rPr>
+        <w:t xml:space="preserve">Hierarchical clustering results and validation</w:t>
+      </w:r>
+    </w:p>
+    <w:p>
+      <w:pPr>
+        <w:spacing w:after="240" w:before="240" w:lineRule="auto"/>
+        <w:ind w:left="0" w:firstLine="0"/>
+        <w:rPr/>
+      </w:pPr>
+      <w:r>
+        <w:rPr>
+          <w:rtl w:val="0"/>
+        </w:rPr>
+        <w:t xml:space="preserve">To identify the natural grouping structure of the behavioral data without imposing a pre-defined number of clusters, Hierarchical clustering was applied first. Ward’s linkage method was selected to minimize within-cluster variance, which aligns with the objective of creating compact, distinct segments. The resulting dendrogram reveals a distinct hierarchical structure where the longest vertical branches, representing the most stable clusters, occur at a cut-off point of four clusters (Fig 24, Appendix). Comparisons with other linkage methods (Single, Complete) confirmed that Ward linkage produced the most balanced partition, avoiding the "chaining" effect where clusters become elongated and uninterpretable (Fig 24, Appendix). This structural analysis provided the primary justification for setting k=4 in subsequent centroid-based modeling.</w:t>
+      </w:r>
+      <w:r>
+        <w:rPr>
+          <w:rtl w:val="0"/>
+        </w:rPr>
+      </w:r>
+    </w:p>
+    <w:p>
+      <w:pPr>
+        <w:numPr>
+          <w:ilvl w:val="2"/>
+          <w:numId w:val="1"/>
+        </w:numPr>
+        <w:spacing w:after="240" w:before="240" w:lineRule="auto"/>
+        <w:ind w:left="1224" w:hanging="504.00000000000006"/>
+        <w:rPr>
+          <w:u w:val="none"/>
+        </w:rPr>
+      </w:pPr>
+      <w:r>
+        <w:rPr>
+          <w:rtl w:val="0"/>
+        </w:rPr>
+        <w:t xml:space="preserve"> </w:t>
+      </w:r>
+      <w:r>
+        <w:rPr>
+          <w:b w:val="1"/>
+          <w:bCs w:val="1"/>
+          <w:sz w:val="28"/>
+          <w:szCs w:val="28"/>
+          <w:rtl w:val="0"/>
+        </w:rPr>
+        <w:t xml:space="preserve">Density-based (DBSCAN) results and validation</w:t>
+      </w:r>
+    </w:p>
+    <w:p>
+      <w:pPr>
+        <w:spacing w:after="240" w:before="240" w:lineRule="auto"/>
+        <w:ind w:left="0" w:firstLine="0"/>
+        <w:rPr/>
+      </w:pPr>
+      <w:r>
+        <w:rPr>
+          <w:rtl w:val="0"/>
+        </w:rPr>
+        <w:t xml:space="preserve">DBSCAN was applied to assess the density and continuity of the behavioral clusters. The analysis revealed that while the "Dormant" and "International Elite" groups form dense, separated regions, the boundary between "Savvy" and "Sleepy" users is less spatially distinct, often bridged by transitional users. This confirms that while the groups are behaviorally distinct, they exist on a continuum of engagement. DBSCAN identified distinct outliers in the high-distance spectrum, validating the "International Elite" as a mathematically distinct anomaly rather than just the tail end of a normal distribution.</w:t>
+      </w:r>
+    </w:p>
+    <w:p>
+      <w:pPr>
+        <w:numPr>
+          <w:ilvl w:val="2"/>
+          <w:numId w:val="1"/>
+        </w:numPr>
+        <w:spacing w:after="240" w:before="240" w:lineRule="auto"/>
+        <w:ind w:left="1224" w:hanging="504.00000000000006"/>
+        <w:rPr>
+          <w:u w:val="none"/>
+        </w:rPr>
+      </w:pPr>
+      <w:r>
+        <w:rPr>
+          <w:rtl w:val="0"/>
+        </w:rPr>
+        <w:t xml:space="preserve"> </w:t>
+      </w:r>
+      <w:r>
+        <w:rPr>
+          <w:b w:val="1"/>
+          <w:bCs w:val="1"/>
+          <w:sz w:val="28"/>
+          <w:szCs w:val="28"/>
+          <w:rtl w:val="0"/>
+        </w:rPr>
+        <w:t xml:space="preserve">K-Means clustering results and validation</w:t>
+      </w:r>
+    </w:p>
+    <w:p>
+      <w:pPr>
+        <w:spacing w:after="240" w:before="240" w:lineRule="auto"/>
+        <w:rPr/>
+      </w:pPr>
+      <w:r>
+        <w:rPr>
+          <w:rtl w:val="0"/>
+        </w:rPr>
+        <w:t xml:space="preserve">The application of K-Means clustering to the normalized behavioral metrics provided the most robust and actionable segmentation framework. The determination of the optimal cluster count was driven by a rigorous evaluation of variance stability and structural cohesion. The combined technical validation is presented in (</w:t>
+      </w:r>
+      <w:r>
+        <w:rPr>
+          <w:b w:val="1"/>
+          <w:bCs w:val="1"/>
+          <w:rtl w:val="0"/>
+        </w:rPr>
+        <w:t xml:space="preserve">Figure 25, Appendix)</w:t>
+      </w:r>
+      <w:r>
+        <w:rPr>
+          <w:rtl w:val="0"/>
+        </w:rPr>
+        <w:t xml:space="preserve">, where the inertia analysis reveals a pronounced inflection point (elbow) at four clusters. This structural decision is strongly reinforced by the accompanying silhouette analysis, which confirms that the four-cluster configuration maintains a positive profile for the majority of samples, indicating that customers are well-matched to their assigned behavioral segments without artificial fragmentation.</w:t>
+      </w:r>
+    </w:p>
+    <w:p>
+      <w:pPr>
+        <w:spacing w:after="240" w:before="240" w:lineRule="auto"/>
+        <w:rPr/>
+      </w:pPr>
+      <w:r>
+        <w:rPr>
+          <w:rtl w:val="0"/>
+        </w:rPr>
+        <w:t xml:space="preserve">The resulting segments exhibit unique behavioral signatures that validate the business relevance of the model. As visualized in the standardized "Snake Plot" </w:t>
+      </w:r>
+      <w:r>
+        <w:rPr>
+          <w:b w:val="1"/>
+          <w:bCs w:val="1"/>
+          <w:rtl w:val="0"/>
+        </w:rPr>
+        <w:t xml:space="preserve">(Figure 26, Appendix)</w:t>
+      </w:r>
+      <w:r>
+        <w:rPr>
+          <w:rtl w:val="0"/>
+        </w:rPr>
+        <w:t xml:space="preserve">, the four personas display distinct shapes rather than simple magnitude differences. This profile view mathematically distinguishes the "International Elite" as extreme outliers (Z-score &gt; 3), while simultaneously delineating the "Dormant" segment, which consistently tracks below the population average. Crucially, the Relative Importance plot </w:t>
+      </w:r>
+      <w:r>
+        <w:rPr>
+          <w:b w:val="1"/>
+          <w:bCs w:val="1"/>
+          <w:rtl w:val="0"/>
+        </w:rPr>
+        <w:t xml:space="preserve">(Figure 27, Appendix)</w:t>
+      </w:r>
+      <w:r>
+        <w:rPr>
+          <w:rtl w:val="0"/>
+        </w:rPr>
+        <w:t xml:space="preserve"> quantifies these deviations, highlighting that the "Savvy Loyalists" are defined specifically by a positive deviation in redemption activity compared to the average, whereas "Sleepy" users show negative deviations in engagement despite high flight volumes.</w:t>
+      </w:r>
+    </w:p>
+    <w:p>
+      <w:pPr>
+        <w:spacing w:after="240" w:before="240" w:lineRule="auto"/>
+        <w:rPr/>
+      </w:pPr>
+      <w:r>
+        <w:rPr>
+          <w:rtl w:val="0"/>
+        </w:rPr>
+        <w:t xml:space="preserve">To ensure robustness, we analyzed the pairwise relationships between all features </w:t>
+      </w:r>
+      <w:r>
+        <w:rPr>
+          <w:b w:val="1"/>
+          <w:bCs w:val="1"/>
+          <w:rtl w:val="0"/>
+        </w:rPr>
+        <w:t xml:space="preserve">(Figure 28, Appendix)</w:t>
+      </w:r>
+      <w:r>
+        <w:rPr>
+          <w:rtl w:val="0"/>
+        </w:rPr>
+        <w:t xml:space="preserve">. This multivariate view confirms that the "International Elite" form a distinct, detached cluster in the distance dimension, while the "Savvy" and "Sleepy" segments are entangled in frequency but separable in engagement metrics. This distinction is further clarified by examining the distribution of flight frequency </w:t>
+      </w:r>
+      <w:r>
+        <w:rPr>
+          <w:b w:val="1"/>
+          <w:bCs w:val="1"/>
+          <w:rtl w:val="0"/>
+        </w:rPr>
+        <w:t xml:space="preserve">(Figure 29, Appendix)</w:t>
+      </w:r>
+      <w:r>
+        <w:rPr>
+          <w:rtl w:val="0"/>
+        </w:rPr>
+        <w:t xml:space="preserve">, which shows that both frequent-flyer groups share nearly identical travel intensity distributions. The divergence is purely behavioral, not operational.</w:t>
+      </w:r>
+    </w:p>
+    <w:p>
+      <w:pPr>
+        <w:spacing w:after="240" w:before="240" w:lineRule="auto"/>
+        <w:rPr/>
+      </w:pPr>
+      <w:r>
+        <w:rPr>
+          <w:rtl w:val="0"/>
+        </w:rPr>
+        <w:t xml:space="preserve">Finally, the strategic differentiation between segments is best summarized by the "Earning Power vs. Burning Power" view </w:t>
+      </w:r>
+      <w:r>
+        <w:rPr>
+          <w:b w:val="1"/>
+          <w:bCs w:val="1"/>
+          <w:rtl w:val="0"/>
+        </w:rPr>
+        <w:t xml:space="preserve">(Figure 30, Appendix)</w:t>
+      </w:r>
+      <w:r>
+        <w:rPr>
+          <w:rtl w:val="0"/>
+        </w:rPr>
+        <w:t xml:space="preserve">. This visualization maps points accumulation against redemption behavior. It explicitly separates the "Savvy Loyalists" (High Burn) from the "Sleepy Frequent Flyers" (Low Burn) and isolates the "International Elite" (High Earn) as a unique high-leverage group. This confirms that the model has successfully disentangled the correlation between earning (flying) and burning (loyalty), providing the necessary granularity for targeted intervention.</w:t>
+      </w:r>
+    </w:p>
+    <w:p>
+      <w:pPr>
+        <w:numPr>
+          <w:ilvl w:val="2"/>
+          <w:numId w:val="1"/>
+        </w:numPr>
+        <w:spacing w:after="240" w:before="240" w:lineRule="auto"/>
+        <w:ind w:left="1224" w:hanging="504.00000000000006"/>
+      </w:pPr>
+      <w:r>
+        <w:rPr>
+          <w:b w:val="1"/>
+          <w:bCs w:val="1"/>
+          <w:sz w:val="28"/>
+          <w:szCs w:val="28"/>
+          <w:rtl w:val="0"/>
+        </w:rPr>
+        <w:t xml:space="preserve"> Conclusion: Behavioral Segmentation</w:t>
+      </w:r>
+    </w:p>
+    <w:p>
+      <w:pPr>
+        <w:spacing w:after="240" w:before="240" w:lineRule="auto"/>
+        <w:ind w:left="0" w:firstLine="0"/>
+        <w:rPr/>
+      </w:pPr>
+      <w:r>
+        <w:rPr>
+          <w:rtl w:val="0"/>
+        </w:rPr>
+        <w:t xml:space="preserve">Behavioral segmentation was examined to understand </w:t>
+      </w:r>
+      <w:r>
+        <w:rPr>
+          <w:i w:val="1"/>
+          <w:iCs w:val="1"/>
+          <w:rtl w:val="0"/>
+        </w:rPr>
+        <w:t xml:space="preserve">how</w:t>
+      </w:r>
+      <w:r>
+        <w:rPr>
+          <w:rtl w:val="0"/>
+        </w:rPr>
+        <w:t xml:space="preserve"> customers interact with the airline, complementing the </w:t>
+      </w:r>
+      <w:r>
+        <w:rPr>
+          <w:i w:val="1"/>
+          <w:iCs w:val="1"/>
+          <w:rtl w:val="0"/>
+        </w:rPr>
+        <w:t xml:space="preserve">value perspective</w:t>
+      </w:r>
+      <w:r>
+        <w:rPr>
+          <w:rtl w:val="0"/>
+        </w:rPr>
+        <w:t xml:space="preserve">. While Hierarchical clustering confirmed the natural structure of the data and DBSCAN validated the existence of high-value outliers, </w:t>
+      </w:r>
+      <w:r>
+        <w:rPr>
+          <w:b w:val="1"/>
+          <w:bCs w:val="1"/>
+          <w:rtl w:val="0"/>
+        </w:rPr>
+        <w:t xml:space="preserve">K-Means clustering</w:t>
+      </w:r>
+      <w:r>
+        <w:rPr>
+          <w:rtl w:val="0"/>
+        </w:rPr>
+        <w:t xml:space="preserve"> provided the most robust and actionable segmentation framework. The K-Means solution successfully disentangled the correlation between "Frequency" and "Engagement," revealing the critical "Sleepy Frequent Flyer" segment, a group that flies often but ignores the loyalty program. This distinction is invisible in pure Value-Based segmentation (where these users would simply be grouped with high-value customers) but is the most valuable insight for operational strategy. Therefore, the four-cluster K-Means solution is selected as the primary framework for behavioral analysis.</w:t>
+      </w:r>
+    </w:p>
+    <w:p>
+      <w:pPr>
         <w:pStyle w:val="Heading1"/>
         <w:numPr>
           <w:ilvl w:val="0"/>
@@ -3354,7 +3720,7 @@
         <w:ind w:left="360" w:hanging="360"/>
         <w:rPr/>
       </w:pPr>
-      <w:bookmarkStart w:colFirst="0" w:colLast="0" w:name="_17dawzcb8ofy" w:id="11"/>
+      <w:bookmarkStart w:colFirst="0" w:colLast="0" w:name="_xhtv9cm50lox" w:id="11"/>
       <w:bookmarkEnd w:id="11"/>
       <w:r>
         <w:rPr>
@@ -3508,7 +3874,7 @@
         <w:pStyle w:val="Heading1"/>
         <w:rPr/>
       </w:pPr>
-      <w:bookmarkStart w:colFirst="0" w:colLast="0" w:name="_k2rysrhkpfw4" w:id="12"/>
+      <w:bookmarkStart w:colFirst="0" w:colLast="0" w:name="_mn87h6fi6r9x" w:id="12"/>
       <w:bookmarkEnd w:id="12"/>
       <w:r>
         <w:rPr>
@@ -3538,12 +3904,12 @@
           <wp:inline distB="114300" distT="114300" distL="114300" distR="114300">
             <wp:extent cx="5759140" cy="3187700"/>
             <wp:effectExtent b="0" l="0" r="0" t="0"/>
-            <wp:docPr id="10" name="image14.png"/>
+            <wp:docPr id="9" name="image9.png"/>
             <a:graphic>
               <a:graphicData uri="http://schemas.openxmlformats.org/drawingml/2006/picture">
                 <pic:pic>
                   <pic:nvPicPr>
-                    <pic:cNvPr id="0" name="image14.png"/>
+                    <pic:cNvPr id="0" name="image9.png"/>
                     <pic:cNvPicPr preferRelativeResize="0"/>
                   </pic:nvPicPr>
                   <pic:blipFill>
@@ -3594,12 +3960,12 @@
           <wp:inline distB="114300" distT="114300" distL="114300" distR="114300">
             <wp:extent cx="5759140" cy="3302000"/>
             <wp:effectExtent b="0" l="0" r="0" t="0"/>
-            <wp:docPr id="11" name="image6.png"/>
+            <wp:docPr id="11" name="image7.png"/>
             <a:graphic>
               <a:graphicData uri="http://schemas.openxmlformats.org/drawingml/2006/picture">
                 <pic:pic>
                   <pic:nvPicPr>
-                    <pic:cNvPr id="0" name="image6.png"/>
+                    <pic:cNvPr id="0" name="image7.png"/>
                     <pic:cNvPicPr preferRelativeResize="0"/>
                   </pic:nvPicPr>
                   <pic:blipFill>
@@ -3652,12 +4018,12 @@
           <wp:inline distB="114300" distT="114300" distL="114300" distR="114300">
             <wp:extent cx="5759140" cy="3365500"/>
             <wp:effectExtent b="0" l="0" r="0" t="0"/>
-            <wp:docPr id="22" name="image20.png"/>
+            <wp:docPr id="10" name="image8.png"/>
             <a:graphic>
               <a:graphicData uri="http://schemas.openxmlformats.org/drawingml/2006/picture">
                 <pic:pic>
                   <pic:nvPicPr>
-                    <pic:cNvPr id="0" name="image20.png"/>
+                    <pic:cNvPr id="0" name="image8.png"/>
                     <pic:cNvPicPr preferRelativeResize="0"/>
                   </pic:nvPicPr>
                   <pic:blipFill>
@@ -3713,12 +4079,12 @@
           <wp:inline distB="114300" distT="114300" distL="114300" distR="114300">
             <wp:extent cx="5759140" cy="2743200"/>
             <wp:effectExtent b="0" l="0" r="0" t="0"/>
-            <wp:docPr id="9" name="image11.png"/>
+            <wp:docPr id="14" name="image4.png"/>
             <a:graphic>
               <a:graphicData uri="http://schemas.openxmlformats.org/drawingml/2006/picture">
                 <pic:pic>
                   <pic:nvPicPr>
-                    <pic:cNvPr id="0" name="image11.png"/>
+                    <pic:cNvPr id="0" name="image4.png"/>
                     <pic:cNvPicPr preferRelativeResize="0"/>
                   </pic:nvPicPr>
                   <pic:blipFill>
@@ -3785,12 +4151,12 @@
           <wp:inline distB="114300" distT="114300" distL="114300" distR="114300">
             <wp:extent cx="5759140" cy="5232400"/>
             <wp:effectExtent b="0" l="0" r="0" t="0"/>
-            <wp:docPr id="19" name="image22.png"/>
+            <wp:docPr id="12" name="image1.png"/>
             <a:graphic>
               <a:graphicData uri="http://schemas.openxmlformats.org/drawingml/2006/picture">
                 <pic:pic>
                   <pic:nvPicPr>
-                    <pic:cNvPr id="0" name="image22.png"/>
+                    <pic:cNvPr id="0" name="image1.png"/>
                     <pic:cNvPicPr preferRelativeResize="0"/>
                   </pic:nvPicPr>
                   <pic:blipFill>
@@ -3869,12 +4235,12 @@
           <wp:inline distB="114300" distT="114300" distL="114300" distR="114300">
             <wp:extent cx="5759140" cy="3606800"/>
             <wp:effectExtent b="0" l="0" r="0" t="0"/>
-            <wp:docPr id="18" name="image4.png"/>
+            <wp:docPr id="16" name="image13.png"/>
             <a:graphic>
               <a:graphicData uri="http://schemas.openxmlformats.org/drawingml/2006/picture">
                 <pic:pic>
                   <pic:nvPicPr>
-                    <pic:cNvPr id="0" name="image4.png"/>
+                    <pic:cNvPr id="0" name="image13.png"/>
                     <pic:cNvPicPr preferRelativeResize="0"/>
                   </pic:nvPicPr>
                   <pic:blipFill>
@@ -3929,12 +4295,12 @@
           <wp:inline distB="114300" distT="114300" distL="114300" distR="114300">
             <wp:extent cx="5759140" cy="2984500"/>
             <wp:effectExtent b="0" l="0" r="0" t="0"/>
-            <wp:docPr id="4" name="image15.png"/>
+            <wp:docPr id="15" name="image11.png"/>
             <a:graphic>
               <a:graphicData uri="http://schemas.openxmlformats.org/drawingml/2006/picture">
                 <pic:pic>
                   <pic:nvPicPr>
-                    <pic:cNvPr id="0" name="image15.png"/>
+                    <pic:cNvPr id="0" name="image11.png"/>
                     <pic:cNvPicPr preferRelativeResize="0"/>
                   </pic:nvPicPr>
                   <pic:blipFill>
@@ -4001,12 +4367,12 @@
           <wp:inline distB="114300" distT="114300" distL="114300" distR="114300">
             <wp:extent cx="5771833" cy="2333625"/>
             <wp:effectExtent b="0" l="0" r="0" t="0"/>
-            <wp:docPr id="15" name="image7.png"/>
+            <wp:docPr id="18" name="image6.png"/>
             <a:graphic>
               <a:graphicData uri="http://schemas.openxmlformats.org/drawingml/2006/picture">
                 <pic:pic>
                   <pic:nvPicPr>
-                    <pic:cNvPr id="0" name="image7.png"/>
+                    <pic:cNvPr id="0" name="image6.png"/>
                     <pic:cNvPicPr preferRelativeResize="0"/>
                   </pic:nvPicPr>
                   <pic:blipFill>
@@ -4061,12 +4427,12 @@
           <wp:inline distB="114300" distT="114300" distL="114300" distR="114300">
             <wp:extent cx="5314633" cy="4276725"/>
             <wp:effectExtent b="0" l="0" r="0" t="0"/>
-            <wp:docPr id="20" name="image10.png"/>
+            <wp:docPr id="17" name="image14.png"/>
             <a:graphic>
               <a:graphicData uri="http://schemas.openxmlformats.org/drawingml/2006/picture">
                 <pic:pic>
                   <pic:nvPicPr>
-                    <pic:cNvPr id="0" name="image10.png"/>
+                    <pic:cNvPr id="0" name="image14.png"/>
                     <pic:cNvPicPr preferRelativeResize="0"/>
                   </pic:nvPicPr>
                   <pic:blipFill>
@@ -4121,12 +4487,12 @@
           <wp:inline distB="114300" distT="114300" distL="114300" distR="114300">
             <wp:extent cx="5286058" cy="3362325"/>
             <wp:effectExtent b="0" l="0" r="0" t="0"/>
-            <wp:docPr id="5" name="image18.png"/>
+            <wp:docPr id="21" name="image19.png"/>
             <a:graphic>
               <a:graphicData uri="http://schemas.openxmlformats.org/drawingml/2006/picture">
                 <pic:pic>
                   <pic:nvPicPr>
-                    <pic:cNvPr id="0" name="image18.png"/>
+                    <pic:cNvPr id="0" name="image19.png"/>
                     <pic:cNvPicPr preferRelativeResize="0"/>
                   </pic:nvPicPr>
                   <pic:blipFill>
@@ -4193,12 +4559,12 @@
           <wp:inline distB="114300" distT="114300" distL="114300" distR="114300">
             <wp:extent cx="5105083" cy="2705100"/>
             <wp:effectExtent b="0" l="0" r="0" t="0"/>
-            <wp:docPr id="13" name="image12.png"/>
+            <wp:docPr id="19" name="image2.png"/>
             <a:graphic>
               <a:graphicData uri="http://schemas.openxmlformats.org/drawingml/2006/picture">
                 <pic:pic>
                   <pic:nvPicPr>
-                    <pic:cNvPr id="0" name="image12.png"/>
+                    <pic:cNvPr id="0" name="image2.png"/>
                     <pic:cNvPicPr preferRelativeResize="0"/>
                   </pic:nvPicPr>
                   <pic:blipFill>
@@ -4265,12 +4631,12 @@
           <wp:inline distB="114300" distT="114300" distL="114300" distR="114300">
             <wp:extent cx="5759140" cy="2882900"/>
             <wp:effectExtent b="0" l="0" r="0" t="0"/>
-            <wp:docPr id="2" name="image19.png"/>
+            <wp:docPr id="20" name="image5.png"/>
             <a:graphic>
               <a:graphicData uri="http://schemas.openxmlformats.org/drawingml/2006/picture">
                 <pic:pic>
                   <pic:nvPicPr>
-                    <pic:cNvPr id="0" name="image19.png"/>
+                    <pic:cNvPr id="0" name="image5.png"/>
                     <pic:cNvPicPr preferRelativeResize="0"/>
                   </pic:nvPicPr>
                   <pic:blipFill>
@@ -4325,12 +4691,12 @@
           <wp:inline distB="114300" distT="114300" distL="114300" distR="114300">
             <wp:extent cx="5759140" cy="2844800"/>
             <wp:effectExtent b="0" l="0" r="0" t="0"/>
-            <wp:docPr id="23" name="image23.png"/>
+            <wp:docPr id="22" name="image12.png"/>
             <a:graphic>
               <a:graphicData uri="http://schemas.openxmlformats.org/drawingml/2006/picture">
                 <pic:pic>
                   <pic:nvPicPr>
-                    <pic:cNvPr id="0" name="image23.png"/>
+                    <pic:cNvPr id="0" name="image12.png"/>
                     <pic:cNvPicPr preferRelativeResize="0"/>
                   </pic:nvPicPr>
                   <pic:blipFill>
@@ -4385,12 +4751,12 @@
           <wp:inline distB="114300" distT="114300" distL="114300" distR="114300">
             <wp:extent cx="5759140" cy="2984500"/>
             <wp:effectExtent b="0" l="0" r="0" t="0"/>
-            <wp:docPr id="17" name="image5.png"/>
+            <wp:docPr id="23" name="image18.png"/>
             <a:graphic>
               <a:graphicData uri="http://schemas.openxmlformats.org/drawingml/2006/picture">
                 <pic:pic>
                   <pic:nvPicPr>
-                    <pic:cNvPr id="0" name="image5.png"/>
+                    <pic:cNvPr id="0" name="image18.png"/>
                     <pic:cNvPicPr preferRelativeResize="0"/>
                   </pic:nvPicPr>
                   <pic:blipFill>
@@ -4469,12 +4835,12 @@
           <wp:inline distB="114300" distT="114300" distL="114300" distR="114300">
             <wp:extent cx="5276533" cy="2828925"/>
             <wp:effectExtent b="0" l="0" r="0" t="0"/>
-            <wp:docPr id="16" name="image1.png"/>
+            <wp:docPr id="24" name="image15.png"/>
             <a:graphic>
               <a:graphicData uri="http://schemas.openxmlformats.org/drawingml/2006/picture">
                 <pic:pic>
                   <pic:nvPicPr>
-                    <pic:cNvPr id="0" name="image1.png"/>
+                    <pic:cNvPr id="0" name="image15.png"/>
                     <pic:cNvPicPr preferRelativeResize="0"/>
                   </pic:nvPicPr>
                   <pic:blipFill>
@@ -4534,7 +4900,7 @@
         <w:jc w:val="left"/>
         <w:rPr/>
       </w:pPr>
-      <w:bookmarkStart w:colFirst="0" w:colLast="0" w:name="_gwvwdxzmujx" w:id="13"/>
+      <w:bookmarkStart w:colFirst="0" w:colLast="0" w:name="_zytnxmza2lb" w:id="13"/>
       <w:bookmarkEnd w:id="13"/>
       <w:r>
         <w:rPr>
@@ -4555,12 +4921,12 @@
           <wp:inline distB="114300" distT="114300" distL="114300" distR="114300">
             <wp:extent cx="5276533" cy="1685925"/>
             <wp:effectExtent b="0" l="0" r="0" t="0"/>
-            <wp:docPr id="12" name="image8.png"/>
+            <wp:docPr id="25" name="image16.png"/>
             <a:graphic>
               <a:graphicData uri="http://schemas.openxmlformats.org/drawingml/2006/picture">
                 <pic:pic>
                   <pic:nvPicPr>
-                    <pic:cNvPr id="0" name="image8.png"/>
+                    <pic:cNvPr id="0" name="image16.png"/>
                     <pic:cNvPicPr preferRelativeResize="0"/>
                   </pic:nvPicPr>
                   <pic:blipFill>
@@ -4615,12 +4981,12 @@
           <wp:inline distB="114300" distT="114300" distL="114300" distR="114300">
             <wp:extent cx="5476558" cy="2762250"/>
             <wp:effectExtent b="0" l="0" r="0" t="0"/>
-            <wp:docPr id="3" name="image3.png"/>
+            <wp:docPr id="26" name="image20.png"/>
             <a:graphic>
               <a:graphicData uri="http://schemas.openxmlformats.org/drawingml/2006/picture">
                 <pic:pic>
                   <pic:nvPicPr>
-                    <pic:cNvPr id="0" name="image3.png"/>
+                    <pic:cNvPr id="0" name="image20.png"/>
                     <pic:cNvPicPr preferRelativeResize="0"/>
                   </pic:nvPicPr>
                   <pic:blipFill>
@@ -4687,12 +5053,12 @@
           <wp:inline distB="114300" distT="114300" distL="114300" distR="114300">
             <wp:extent cx="5200333" cy="3095625"/>
             <wp:effectExtent b="0" l="0" r="0" t="0"/>
-            <wp:docPr id="1" name="image9.png"/>
+            <wp:docPr id="27" name="image21.png"/>
             <a:graphic>
               <a:graphicData uri="http://schemas.openxmlformats.org/drawingml/2006/picture">
                 <pic:pic>
                   <pic:nvPicPr>
-                    <pic:cNvPr id="0" name="image9.png"/>
+                    <pic:cNvPr id="0" name="image21.png"/>
                     <pic:cNvPicPr preferRelativeResize="0"/>
                   </pic:nvPicPr>
                   <pic:blipFill>
@@ -4755,12 +5121,12 @@
           <wp:inline distB="114300" distT="114300" distL="114300" distR="114300">
             <wp:extent cx="5781358" cy="1838325"/>
             <wp:effectExtent b="0" l="0" r="0" t="0"/>
-            <wp:docPr id="8" name="image13.png"/>
+            <wp:docPr id="29" name="image22.png"/>
             <a:graphic>
               <a:graphicData uri="http://schemas.openxmlformats.org/drawingml/2006/picture">
                 <pic:pic>
                   <pic:nvPicPr>
-                    <pic:cNvPr id="0" name="image13.png"/>
+                    <pic:cNvPr id="0" name="image22.png"/>
                     <pic:cNvPicPr preferRelativeResize="0"/>
                   </pic:nvPicPr>
                   <pic:blipFill>
@@ -4831,12 +5197,12 @@
           <wp:inline distB="114300" distT="114300" distL="114300" distR="114300">
             <wp:extent cx="5286058" cy="2247900"/>
             <wp:effectExtent b="0" l="0" r="0" t="0"/>
-            <wp:docPr id="14" name="image2.png"/>
+            <wp:docPr id="30" name="image23.png"/>
             <a:graphic>
               <a:graphicData uri="http://schemas.openxmlformats.org/drawingml/2006/picture">
                 <pic:pic>
                   <pic:nvPicPr>
-                    <pic:cNvPr id="0" name="image2.png"/>
+                    <pic:cNvPr id="0" name="image23.png"/>
                     <pic:cNvPicPr preferRelativeResize="0"/>
                   </pic:nvPicPr>
                   <pic:blipFill>
@@ -4897,12 +5263,12 @@
           <wp:inline distB="114300" distT="114300" distL="114300" distR="114300">
             <wp:extent cx="5287175" cy="2192243"/>
             <wp:effectExtent b="0" l="0" r="0" t="0"/>
-            <wp:docPr id="7" name="image21.png"/>
+            <wp:docPr id="4" name="image3.png"/>
             <a:graphic>
               <a:graphicData uri="http://schemas.openxmlformats.org/drawingml/2006/picture">
                 <pic:pic>
                   <pic:nvPicPr>
-                    <pic:cNvPr id="0" name="image21.png"/>
+                    <pic:cNvPr id="0" name="image3.png"/>
                     <pic:cNvPicPr preferRelativeResize="0"/>
                   </pic:nvPicPr>
                   <pic:blipFill>
@@ -4963,7 +5329,7 @@
           <wp:inline distB="114300" distT="114300" distL="114300" distR="114300">
             <wp:extent cx="5438458" cy="1962150"/>
             <wp:effectExtent b="0" l="0" r="0" t="0"/>
-            <wp:docPr id="21" name="image17.png"/>
+            <wp:docPr id="5" name="image17.png"/>
             <a:graphic>
               <a:graphicData uri="http://schemas.openxmlformats.org/drawingml/2006/picture">
                 <pic:pic>
@@ -5029,12 +5395,12 @@
           <wp:inline distB="114300" distT="114300" distL="114300" distR="114300">
             <wp:extent cx="5895658" cy="4381500"/>
             <wp:effectExtent b="0" l="0" r="0" t="0"/>
-            <wp:docPr id="6" name="image16.png"/>
+            <wp:docPr id="6" name="image10.png"/>
             <a:graphic>
               <a:graphicData uri="http://schemas.openxmlformats.org/drawingml/2006/picture">
                 <pic:pic>
                   <pic:nvPicPr>
-                    <pic:cNvPr id="0" name="image16.png"/>
+                    <pic:cNvPr id="0" name="image10.png"/>
                     <pic:cNvPicPr preferRelativeResize="0"/>
                   </pic:nvPicPr>
                   <pic:blipFill>
@@ -5097,6 +5463,447 @@
     </w:p>
     <w:p>
       <w:pPr>
+        <w:rPr/>
+      </w:pPr>
+      <w:r>
+        <w:rPr/>
+        <w:drawing>
+          <wp:inline distB="114300" distT="114300" distL="114300" distR="114300">
+            <wp:extent cx="5759140" cy="2857500"/>
+            <wp:effectExtent b="0" l="0" r="0" t="0"/>
+            <wp:docPr id="28" name="image29.png"/>
+            <a:graphic>
+              <a:graphicData uri="http://schemas.openxmlformats.org/drawingml/2006/picture">
+                <pic:pic>
+                  <pic:nvPicPr>
+                    <pic:cNvPr id="0" name="image29.png"/>
+                    <pic:cNvPicPr preferRelativeResize="0"/>
+                  </pic:nvPicPr>
+                  <pic:blipFill>
+                    <a:blip r:embed="rId31"/>
+                    <a:srcRect b="0" l="0" r="0" t="0"/>
+                    <a:stretch>
+                      <a:fillRect/>
+                    </a:stretch>
+                  </pic:blipFill>
+                  <pic:spPr>
+                    <a:xfrm>
+                      <a:off x="0" y="0"/>
+                      <a:ext cx="5759140" cy="2857500"/>
+                    </a:xfrm>
+                    <a:prstGeom prst="rect"/>
+                    <a:ln/>
+                  </pic:spPr>
+                </pic:pic>
+              </a:graphicData>
+            </a:graphic>
+          </wp:inline>
+        </w:drawing>
+      </w:r>
+      <w:r>
+        <w:rPr>
+          <w:rtl w:val="0"/>
+        </w:rPr>
+      </w:r>
+    </w:p>
+    <w:p>
+      <w:pPr>
+        <w:rPr/>
+      </w:pPr>
+      <w:r>
+        <w:rPr>
+          <w:rtl w:val="0"/>
+        </w:rPr>
+      </w:r>
+    </w:p>
+    <w:p>
+      <w:pPr>
+        <w:rPr/>
+      </w:pPr>
+      <w:r>
+        <w:rPr>
+          <w:rtl w:val="0"/>
+        </w:rPr>
+        <w:t xml:space="preserve">Figure 25.</w:t>
+      </w:r>
+    </w:p>
+    <w:p>
+      <w:pPr>
+        <w:rPr/>
+      </w:pPr>
+      <w:r>
+        <w:rPr/>
+        <w:drawing>
+          <wp:inline distB="114300" distT="114300" distL="114300" distR="114300">
+            <wp:extent cx="5759140" cy="2171700"/>
+            <wp:effectExtent b="0" l="0" r="0" t="0"/>
+            <wp:docPr id="2" name="image24.png"/>
+            <a:graphic>
+              <a:graphicData uri="http://schemas.openxmlformats.org/drawingml/2006/picture">
+                <pic:pic>
+                  <pic:nvPicPr>
+                    <pic:cNvPr id="0" name="image24.png"/>
+                    <pic:cNvPicPr preferRelativeResize="0"/>
+                  </pic:nvPicPr>
+                  <pic:blipFill>
+                    <a:blip r:embed="rId32"/>
+                    <a:srcRect b="0" l="0" r="0" t="0"/>
+                    <a:stretch>
+                      <a:fillRect/>
+                    </a:stretch>
+                  </pic:blipFill>
+                  <pic:spPr>
+                    <a:xfrm>
+                      <a:off x="0" y="0"/>
+                      <a:ext cx="5759140" cy="2171700"/>
+                    </a:xfrm>
+                    <a:prstGeom prst="rect"/>
+                    <a:ln/>
+                  </pic:spPr>
+                </pic:pic>
+              </a:graphicData>
+            </a:graphic>
+          </wp:inline>
+        </w:drawing>
+      </w:r>
+      <w:r>
+        <w:rPr>
+          <w:rtl w:val="0"/>
+        </w:rPr>
+      </w:r>
+    </w:p>
+    <w:p>
+      <w:pPr>
+        <w:rPr/>
+      </w:pPr>
+      <w:r>
+        <w:rPr>
+          <w:rtl w:val="0"/>
+        </w:rPr>
+        <w:t xml:space="preserve">Figure 26.</w:t>
+      </w:r>
+    </w:p>
+    <w:p>
+      <w:pPr>
+        <w:rPr/>
+      </w:pPr>
+      <w:r>
+        <w:rPr/>
+        <w:drawing>
+          <wp:inline distB="114300" distT="114300" distL="114300" distR="114300">
+            <wp:extent cx="5759140" cy="3009900"/>
+            <wp:effectExtent b="0" l="0" r="0" t="0"/>
+            <wp:docPr id="7" name="image25.png"/>
+            <a:graphic>
+              <a:graphicData uri="http://schemas.openxmlformats.org/drawingml/2006/picture">
+                <pic:pic>
+                  <pic:nvPicPr>
+                    <pic:cNvPr id="0" name="image25.png"/>
+                    <pic:cNvPicPr preferRelativeResize="0"/>
+                  </pic:nvPicPr>
+                  <pic:blipFill>
+                    <a:blip r:embed="rId33"/>
+                    <a:srcRect b="0" l="0" r="0" t="0"/>
+                    <a:stretch>
+                      <a:fillRect/>
+                    </a:stretch>
+                  </pic:blipFill>
+                  <pic:spPr>
+                    <a:xfrm>
+                      <a:off x="0" y="0"/>
+                      <a:ext cx="5759140" cy="3009900"/>
+                    </a:xfrm>
+                    <a:prstGeom prst="rect"/>
+                    <a:ln/>
+                  </pic:spPr>
+                </pic:pic>
+              </a:graphicData>
+            </a:graphic>
+          </wp:inline>
+        </w:drawing>
+      </w:r>
+      <w:r>
+        <w:rPr>
+          <w:rtl w:val="0"/>
+        </w:rPr>
+      </w:r>
+    </w:p>
+    <w:p>
+      <w:pPr>
+        <w:rPr/>
+      </w:pPr>
+      <w:r>
+        <w:rPr>
+          <w:rtl w:val="0"/>
+        </w:rPr>
+      </w:r>
+    </w:p>
+    <w:p>
+      <w:pPr>
+        <w:rPr/>
+      </w:pPr>
+      <w:r>
+        <w:rPr>
+          <w:rtl w:val="0"/>
+        </w:rPr>
+        <w:t xml:space="preserve">Figure 27.</w:t>
+      </w:r>
+    </w:p>
+    <w:p>
+      <w:pPr>
+        <w:rPr/>
+      </w:pPr>
+      <w:r>
+        <w:rPr/>
+        <w:drawing>
+          <wp:inline distB="114300" distT="114300" distL="114300" distR="114300">
+            <wp:extent cx="5759140" cy="4254500"/>
+            <wp:effectExtent b="0" l="0" r="0" t="0"/>
+            <wp:docPr id="3" name="image27.png"/>
+            <a:graphic>
+              <a:graphicData uri="http://schemas.openxmlformats.org/drawingml/2006/picture">
+                <pic:pic>
+                  <pic:nvPicPr>
+                    <pic:cNvPr id="0" name="image27.png"/>
+                    <pic:cNvPicPr preferRelativeResize="0"/>
+                  </pic:nvPicPr>
+                  <pic:blipFill>
+                    <a:blip r:embed="rId34"/>
+                    <a:srcRect b="0" l="0" r="0" t="0"/>
+                    <a:stretch>
+                      <a:fillRect/>
+                    </a:stretch>
+                  </pic:blipFill>
+                  <pic:spPr>
+                    <a:xfrm>
+                      <a:off x="0" y="0"/>
+                      <a:ext cx="5759140" cy="4254500"/>
+                    </a:xfrm>
+                    <a:prstGeom prst="rect"/>
+                    <a:ln/>
+                  </pic:spPr>
+                </pic:pic>
+              </a:graphicData>
+            </a:graphic>
+          </wp:inline>
+        </w:drawing>
+      </w:r>
+      <w:r>
+        <w:rPr>
+          <w:rtl w:val="0"/>
+        </w:rPr>
+      </w:r>
+    </w:p>
+    <w:p>
+      <w:pPr>
+        <w:rPr/>
+      </w:pPr>
+      <w:r>
+        <w:rPr>
+          <w:rtl w:val="0"/>
+        </w:rPr>
+      </w:r>
+    </w:p>
+    <w:p>
+      <w:pPr>
+        <w:rPr/>
+      </w:pPr>
+      <w:r>
+        <w:rPr>
+          <w:rtl w:val="0"/>
+        </w:rPr>
+        <w:t xml:space="preserve">Figure 28.</w:t>
+      </w:r>
+    </w:p>
+    <w:p>
+      <w:pPr>
+        <w:rPr/>
+      </w:pPr>
+      <w:r>
+        <w:rPr/>
+        <w:drawing>
+          <wp:inline distB="114300" distT="114300" distL="114300" distR="114300">
+            <wp:extent cx="5759140" cy="4813300"/>
+            <wp:effectExtent b="0" l="0" r="0" t="0"/>
+            <wp:docPr id="13" name="image30.png"/>
+            <a:graphic>
+              <a:graphicData uri="http://schemas.openxmlformats.org/drawingml/2006/picture">
+                <pic:pic>
+                  <pic:nvPicPr>
+                    <pic:cNvPr id="0" name="image30.png"/>
+                    <pic:cNvPicPr preferRelativeResize="0"/>
+                  </pic:nvPicPr>
+                  <pic:blipFill>
+                    <a:blip r:embed="rId35"/>
+                    <a:srcRect b="0" l="0" r="0" t="0"/>
+                    <a:stretch>
+                      <a:fillRect/>
+                    </a:stretch>
+                  </pic:blipFill>
+                  <pic:spPr>
+                    <a:xfrm>
+                      <a:off x="0" y="0"/>
+                      <a:ext cx="5759140" cy="4813300"/>
+                    </a:xfrm>
+                    <a:prstGeom prst="rect"/>
+                    <a:ln/>
+                  </pic:spPr>
+                </pic:pic>
+              </a:graphicData>
+            </a:graphic>
+          </wp:inline>
+        </w:drawing>
+      </w:r>
+      <w:r>
+        <w:rPr>
+          <w:rtl w:val="0"/>
+        </w:rPr>
+      </w:r>
+    </w:p>
+    <w:p>
+      <w:pPr>
+        <w:rPr/>
+      </w:pPr>
+      <w:r>
+        <w:rPr>
+          <w:rtl w:val="0"/>
+        </w:rPr>
+      </w:r>
+    </w:p>
+    <w:p>
+      <w:pPr>
+        <w:rPr/>
+      </w:pPr>
+      <w:r>
+        <w:rPr>
+          <w:rtl w:val="0"/>
+        </w:rPr>
+        <w:t xml:space="preserve">Figure 29.</w:t>
+      </w:r>
+    </w:p>
+    <w:p>
+      <w:pPr>
+        <w:rPr/>
+      </w:pPr>
+      <w:r>
+        <w:rPr/>
+        <w:drawing>
+          <wp:inline distB="114300" distT="114300" distL="114300" distR="114300">
+            <wp:extent cx="5759140" cy="4445000"/>
+            <wp:effectExtent b="0" l="0" r="0" t="0"/>
+            <wp:docPr id="8" name="image28.png"/>
+            <a:graphic>
+              <a:graphicData uri="http://schemas.openxmlformats.org/drawingml/2006/picture">
+                <pic:pic>
+                  <pic:nvPicPr>
+                    <pic:cNvPr id="0" name="image28.png"/>
+                    <pic:cNvPicPr preferRelativeResize="0"/>
+                  </pic:nvPicPr>
+                  <pic:blipFill>
+                    <a:blip r:embed="rId36"/>
+                    <a:srcRect b="0" l="0" r="0" t="0"/>
+                    <a:stretch>
+                      <a:fillRect/>
+                    </a:stretch>
+                  </pic:blipFill>
+                  <pic:spPr>
+                    <a:xfrm>
+                      <a:off x="0" y="0"/>
+                      <a:ext cx="5759140" cy="4445000"/>
+                    </a:xfrm>
+                    <a:prstGeom prst="rect"/>
+                    <a:ln/>
+                  </pic:spPr>
+                </pic:pic>
+              </a:graphicData>
+            </a:graphic>
+          </wp:inline>
+        </w:drawing>
+      </w:r>
+      <w:r>
+        <w:rPr>
+          <w:rtl w:val="0"/>
+        </w:rPr>
+      </w:r>
+    </w:p>
+    <w:p>
+      <w:pPr>
+        <w:rPr/>
+      </w:pPr>
+      <w:r>
+        <w:rPr>
+          <w:rtl w:val="0"/>
+        </w:rPr>
+      </w:r>
+    </w:p>
+    <w:p>
+      <w:pPr>
+        <w:rPr/>
+      </w:pPr>
+      <w:r>
+        <w:rPr>
+          <w:rtl w:val="0"/>
+        </w:rPr>
+        <w:t xml:space="preserve">Figure 30.</w:t>
+      </w:r>
+    </w:p>
+    <w:p>
+      <w:pPr>
+        <w:rPr/>
+      </w:pPr>
+      <w:r>
+        <w:rPr/>
+        <w:drawing>
+          <wp:inline distB="114300" distT="114300" distL="114300" distR="114300">
+            <wp:extent cx="5759140" cy="3479800"/>
+            <wp:effectExtent b="0" l="0" r="0" t="0"/>
+            <wp:docPr id="1" name="image26.png"/>
+            <a:graphic>
+              <a:graphicData uri="http://schemas.openxmlformats.org/drawingml/2006/picture">
+                <pic:pic>
+                  <pic:nvPicPr>
+                    <pic:cNvPr id="0" name="image26.png"/>
+                    <pic:cNvPicPr preferRelativeResize="0"/>
+                  </pic:nvPicPr>
+                  <pic:blipFill>
+                    <a:blip r:embed="rId37"/>
+                    <a:srcRect b="0" l="0" r="0" t="0"/>
+                    <a:stretch>
+                      <a:fillRect/>
+                    </a:stretch>
+                  </pic:blipFill>
+                  <pic:spPr>
+                    <a:xfrm>
+                      <a:off x="0" y="0"/>
+                      <a:ext cx="5759140" cy="3479800"/>
+                    </a:xfrm>
+                    <a:prstGeom prst="rect"/>
+                    <a:ln/>
+                  </pic:spPr>
+                </pic:pic>
+              </a:graphicData>
+            </a:graphic>
+          </wp:inline>
+        </w:drawing>
+      </w:r>
+      <w:r>
+        <w:rPr>
+          <w:rtl w:val="0"/>
+        </w:rPr>
+      </w:r>
+    </w:p>
+    <w:p>
+      <w:pPr>
+        <w:rPr/>
+      </w:pPr>
+      <w:r>
+        <w:rPr>
+          <w:rtl w:val="0"/>
+        </w:rPr>
+      </w:r>
+    </w:p>
+    <w:p>
+      <w:pPr>
         <w:pStyle w:val="Heading1"/>
         <w:rPr/>
       </w:pPr>
@@ -5228,7 +6035,7 @@
         <w:rPr>
           <w:rtl w:val="0"/>
         </w:rPr>
-        <w:t xml:space="preserve">SampleStudent (StudentID:xxxxxxxx) -</w:t>
+        <w:t xml:space="preserve">Muhammad Ammar (StudentID: 20250440) - Customers and Flights database combine analysis, Behavioral Segmentation</w:t>
       </w:r>
     </w:p>
     <w:p>
@@ -5306,7 +6113,6 @@
     <w:pPr>
       <w:keepNext w:val="0"/>
       <w:keepLines w:val="0"/>
-      <w:pageBreakBefore w:val="0"/>
       <w:widowControl w:val="1"/>
       <w:pBdr>
         <w:top w:space="0" w:sz="0" w:val="nil"/>
@@ -5370,7 +6176,6 @@
     <w:pPr>
       <w:keepNext w:val="0"/>
       <w:keepLines w:val="0"/>
-      <w:pageBreakBefore w:val="0"/>
       <w:widowControl w:val="1"/>
       <w:pBdr>
         <w:top w:space="0" w:sz="0" w:val="nil"/>
@@ -5477,7 +6282,7 @@
       <w:lvlText w:val="%1.%2.%3.%4.%5.%6."/>
       <w:lvlJc w:val="left"/>
       <w:pPr>
-        <w:ind w:left="2736" w:hanging="935.9999999999998"/>
+        <w:ind w:left="2736" w:hanging="935.9999999999995"/>
       </w:pPr>
       <w:rPr/>
     </w:lvl>
